--- a/Module4/Романкевич_Модуль_4.docx
+++ b/Module4/Романкевич_Модуль_4.docx
@@ -1585,6 +1585,9 @@
     <w:p>
       <w:pPr>
         <w:pStyle w:val="af0"/>
+        <w:rPr>
+          <w:lang w:val="en-US"/>
+        </w:rPr>
       </w:pPr>
       <w:r>
         <w:rPr>
@@ -1593,7 +1596,19 @@
         <w:t xml:space="preserve">        Print</w:t>
       </w:r>
       <w:r>
-        <w:t xml:space="preserve">("Треугольник", </w:t>
+        <w:rPr>
+          <w:lang w:val="en-US"/>
+        </w:rPr>
+        <w:t>("</w:t>
+      </w:r>
+      <w:r>
+        <w:t>Треугольник</w:t>
+      </w:r>
+      <w:r>
+        <w:rPr>
+          <w:lang w:val="en-US"/>
+        </w:rPr>
+        <w:t xml:space="preserve">", </w:t>
       </w:r>
       <w:r>
         <w:rPr>
@@ -1602,6 +1617,9 @@
         <w:t>new</w:t>
       </w:r>
       <w:r>
+        <w:rPr>
+          <w:lang w:val="en-US"/>
+        </w:rPr>
         <w:t xml:space="preserve"> </w:t>
       </w:r>
       <w:r>
@@ -1611,6 +1629,9 @@
         <w:t>Triangle</w:t>
       </w:r>
       <w:r>
+        <w:rPr>
+          <w:lang w:val="en-US"/>
+        </w:rPr>
         <w:t>(3, 4, 5));</w:t>
       </w:r>
     </w:p>
@@ -1619,6 +1640,9 @@
         <w:pStyle w:val="af0"/>
       </w:pPr>
       <w:r>
+        <w:rPr>
+          <w:lang w:val="en-US"/>
+        </w:rPr>
         <w:t xml:space="preserve">    </w:t>
       </w:r>
       <w:r>
@@ -1655,6 +1679,46 @@
           <w:color w:val="999999"/>
         </w:rPr>
       </w:pPr>
+      <w:r>
+        <w:rPr>
+          <w:color w:val="999999"/>
+        </w:rPr>
+        <w:drawing>
+          <wp:inline distT="0" distB="0" distL="0" distR="0" wp14:anchorId="3CA8F679" wp14:editId="023B5916">
+            <wp:extent cx="4095753" cy="497091"/>
+            <wp:effectExtent l="0" t="0" r="0" b="0"/>
+            <wp:docPr id="1680125137" name="Рисунок 1"/>
+            <wp:cNvGraphicFramePr>
+              <a:graphicFrameLocks xmlns:a="http://schemas.openxmlformats.org/drawingml/2006/main" noChangeAspect="1"/>
+            </wp:cNvGraphicFramePr>
+            <a:graphic xmlns:a="http://schemas.openxmlformats.org/drawingml/2006/main">
+              <a:graphicData uri="http://schemas.openxmlformats.org/drawingml/2006/picture">
+                <pic:pic xmlns:pic="http://schemas.openxmlformats.org/drawingml/2006/picture">
+                  <pic:nvPicPr>
+                    <pic:cNvPr id="1680125137" name=""/>
+                    <pic:cNvPicPr/>
+                  </pic:nvPicPr>
+                  <pic:blipFill>
+                    <a:blip r:embed="rId6"/>
+                    <a:stretch>
+                      <a:fillRect/>
+                    </a:stretch>
+                  </pic:blipFill>
+                  <pic:spPr>
+                    <a:xfrm>
+                      <a:off x="0" y="0"/>
+                      <a:ext cx="4143922" cy="502937"/>
+                    </a:xfrm>
+                    <a:prstGeom prst="rect">
+                      <a:avLst/>
+                    </a:prstGeom>
+                  </pic:spPr>
+                </pic:pic>
+              </a:graphicData>
+            </a:graphic>
+          </wp:inline>
+        </w:drawing>
+      </w:r>
     </w:p>
     <w:p>
       <w:pPr>
@@ -1830,6 +1894,7 @@
         <w:rPr>
           <w:lang w:val="en-US"/>
         </w:rPr>
+        <w:lastRenderedPageBreak/>
         <w:t>// Молоко (цена за штуку)</w:t>
       </w:r>
     </w:p>
@@ -1845,6 +1910,890 @@
           <w:lang w:val="en-US"/>
         </w:rPr>
         <w:t>class Milk : IProduct</w:t>
+      </w:r>
+    </w:p>
+    <w:p>
+      <w:pPr>
+        <w:pStyle w:val="af0"/>
+        <w:rPr>
+          <w:lang w:val="en-US"/>
+        </w:rPr>
+      </w:pPr>
+      <w:r>
+        <w:rPr>
+          <w:lang w:val="en-US"/>
+        </w:rPr>
+        <w:t>{</w:t>
+      </w:r>
+    </w:p>
+    <w:p>
+      <w:pPr>
+        <w:pStyle w:val="af0"/>
+        <w:rPr>
+          <w:lang w:val="en-US"/>
+        </w:rPr>
+      </w:pPr>
+      <w:r>
+        <w:rPr>
+          <w:lang w:val="en-US"/>
+        </w:rPr>
+        <w:t xml:space="preserve">    double price;</w:t>
+      </w:r>
+    </w:p>
+    <w:p>
+      <w:pPr>
+        <w:pStyle w:val="af0"/>
+        <w:rPr>
+          <w:lang w:val="en-US"/>
+        </w:rPr>
+      </w:pPr>
+      <w:r>
+        <w:rPr>
+          <w:lang w:val="en-US"/>
+        </w:rPr>
+        <w:t xml:space="preserve">    double stock;</w:t>
+      </w:r>
+    </w:p>
+    <w:p>
+      <w:pPr>
+        <w:pStyle w:val="af0"/>
+        <w:rPr>
+          <w:lang w:val="en-US"/>
+        </w:rPr>
+      </w:pPr>
+      <w:r>
+        <w:rPr>
+          <w:lang w:val="en-US"/>
+        </w:rPr>
+        <w:t xml:space="preserve">    public Milk(double price, double stock)</w:t>
+      </w:r>
+    </w:p>
+    <w:p>
+      <w:pPr>
+        <w:pStyle w:val="af0"/>
+        <w:rPr>
+          <w:lang w:val="en-US"/>
+        </w:rPr>
+      </w:pPr>
+      <w:r>
+        <w:rPr>
+          <w:lang w:val="en-US"/>
+        </w:rPr>
+        <w:t xml:space="preserve">    {</w:t>
+      </w:r>
+    </w:p>
+    <w:p>
+      <w:pPr>
+        <w:pStyle w:val="af0"/>
+        <w:rPr>
+          <w:lang w:val="en-US"/>
+        </w:rPr>
+      </w:pPr>
+      <w:r>
+        <w:rPr>
+          <w:lang w:val="en-US"/>
+        </w:rPr>
+        <w:t xml:space="preserve">        this.price = price;</w:t>
+      </w:r>
+    </w:p>
+    <w:p>
+      <w:pPr>
+        <w:pStyle w:val="af0"/>
+        <w:rPr>
+          <w:lang w:val="en-US"/>
+        </w:rPr>
+      </w:pPr>
+      <w:r>
+        <w:rPr>
+          <w:lang w:val="en-US"/>
+        </w:rPr>
+        <w:t xml:space="preserve">        this.stock = stock;</w:t>
+      </w:r>
+    </w:p>
+    <w:p>
+      <w:pPr>
+        <w:pStyle w:val="af0"/>
+        <w:rPr>
+          <w:lang w:val="en-US"/>
+        </w:rPr>
+      </w:pPr>
+      <w:r>
+        <w:rPr>
+          <w:lang w:val="en-US"/>
+        </w:rPr>
+        <w:t xml:space="preserve">    }</w:t>
+      </w:r>
+    </w:p>
+    <w:p>
+      <w:pPr>
+        <w:pStyle w:val="af0"/>
+        <w:rPr>
+          <w:lang w:val="en-US"/>
+        </w:rPr>
+      </w:pPr>
+      <w:r>
+        <w:rPr>
+          <w:lang w:val="en-US"/>
+        </w:rPr>
+        <w:t xml:space="preserve">    public string Name =&gt; "Молоко";</w:t>
+      </w:r>
+    </w:p>
+    <w:p>
+      <w:pPr>
+        <w:pStyle w:val="af0"/>
+        <w:rPr>
+          <w:lang w:val="en-US"/>
+        </w:rPr>
+      </w:pPr>
+      <w:r>
+        <w:rPr>
+          <w:lang w:val="en-US"/>
+        </w:rPr>
+        <w:t xml:space="preserve">    public double GetCost(double amount)</w:t>
+      </w:r>
+    </w:p>
+    <w:p>
+      <w:pPr>
+        <w:pStyle w:val="af0"/>
+        <w:rPr>
+          <w:lang w:val="en-US"/>
+        </w:rPr>
+      </w:pPr>
+      <w:r>
+        <w:rPr>
+          <w:lang w:val="en-US"/>
+        </w:rPr>
+        <w:t xml:space="preserve">    {</w:t>
+      </w:r>
+    </w:p>
+    <w:p>
+      <w:pPr>
+        <w:pStyle w:val="af0"/>
+        <w:rPr>
+          <w:lang w:val="en-US"/>
+        </w:rPr>
+      </w:pPr>
+      <w:r>
+        <w:rPr>
+          <w:lang w:val="en-US"/>
+        </w:rPr>
+        <w:t xml:space="preserve">        return price * amount;</w:t>
+      </w:r>
+    </w:p>
+    <w:p>
+      <w:pPr>
+        <w:pStyle w:val="af0"/>
+        <w:rPr>
+          <w:lang w:val="en-US"/>
+        </w:rPr>
+      </w:pPr>
+      <w:r>
+        <w:rPr>
+          <w:lang w:val="en-US"/>
+        </w:rPr>
+        <w:t xml:space="preserve">    }</w:t>
+      </w:r>
+    </w:p>
+    <w:p>
+      <w:pPr>
+        <w:pStyle w:val="af0"/>
+        <w:rPr>
+          <w:lang w:val="en-US"/>
+        </w:rPr>
+      </w:pPr>
+      <w:r>
+        <w:rPr>
+          <w:lang w:val="en-US"/>
+        </w:rPr>
+        <w:t xml:space="preserve">    public double GetStock()</w:t>
+      </w:r>
+    </w:p>
+    <w:p>
+      <w:pPr>
+        <w:pStyle w:val="af0"/>
+      </w:pPr>
+      <w:r>
+        <w:rPr>
+          <w:lang w:val="en-US"/>
+        </w:rPr>
+        <w:t xml:space="preserve">    </w:t>
+      </w:r>
+      <w:r>
+        <w:t>{</w:t>
+      </w:r>
+    </w:p>
+    <w:p>
+      <w:pPr>
+        <w:pStyle w:val="af0"/>
+      </w:pPr>
+      <w:r>
+        <w:t xml:space="preserve">        </w:t>
+      </w:r>
+      <w:r>
+        <w:rPr>
+          <w:lang w:val="en-US"/>
+        </w:rPr>
+        <w:t>return</w:t>
+      </w:r>
+      <w:r>
+        <w:t xml:space="preserve"> </w:t>
+      </w:r>
+      <w:r>
+        <w:rPr>
+          <w:lang w:val="en-US"/>
+        </w:rPr>
+        <w:t>stock</w:t>
+      </w:r>
+      <w:r>
+        <w:t>;</w:t>
+      </w:r>
+    </w:p>
+    <w:p>
+      <w:pPr>
+        <w:pStyle w:val="af0"/>
+      </w:pPr>
+      <w:r>
+        <w:t xml:space="preserve">    }</w:t>
+      </w:r>
+    </w:p>
+    <w:p>
+      <w:pPr>
+        <w:pStyle w:val="af0"/>
+      </w:pPr>
+      <w:r>
+        <w:t>}</w:t>
+      </w:r>
+    </w:p>
+    <w:p>
+      <w:pPr>
+        <w:pStyle w:val="af0"/>
+      </w:pPr>
+      <w:r>
+        <w:t>// Хлеб (цена за штуку, скидка 10% от 5 штук)</w:t>
+      </w:r>
+    </w:p>
+    <w:p>
+      <w:pPr>
+        <w:pStyle w:val="af0"/>
+        <w:rPr>
+          <w:lang w:val="en-US"/>
+        </w:rPr>
+      </w:pPr>
+      <w:r>
+        <w:rPr>
+          <w:lang w:val="en-US"/>
+        </w:rPr>
+        <w:t>class Bread : IProduct</w:t>
+      </w:r>
+    </w:p>
+    <w:p>
+      <w:pPr>
+        <w:pStyle w:val="af0"/>
+        <w:rPr>
+          <w:lang w:val="en-US"/>
+        </w:rPr>
+      </w:pPr>
+      <w:r>
+        <w:rPr>
+          <w:lang w:val="en-US"/>
+        </w:rPr>
+        <w:t>{</w:t>
+      </w:r>
+    </w:p>
+    <w:p>
+      <w:pPr>
+        <w:pStyle w:val="af0"/>
+        <w:rPr>
+          <w:lang w:val="en-US"/>
+        </w:rPr>
+      </w:pPr>
+      <w:r>
+        <w:rPr>
+          <w:lang w:val="en-US"/>
+        </w:rPr>
+        <w:t xml:space="preserve">    double price;</w:t>
+      </w:r>
+    </w:p>
+    <w:p>
+      <w:pPr>
+        <w:pStyle w:val="af0"/>
+        <w:rPr>
+          <w:lang w:val="en-US"/>
+        </w:rPr>
+      </w:pPr>
+      <w:r>
+        <w:rPr>
+          <w:lang w:val="en-US"/>
+        </w:rPr>
+        <w:t xml:space="preserve">    double stock;</w:t>
+      </w:r>
+    </w:p>
+    <w:p>
+      <w:pPr>
+        <w:pStyle w:val="af0"/>
+        <w:rPr>
+          <w:lang w:val="en-US"/>
+        </w:rPr>
+      </w:pPr>
+      <w:r>
+        <w:rPr>
+          <w:lang w:val="en-US"/>
+        </w:rPr>
+        <w:t xml:space="preserve">    public Bread(double price, double stock)</w:t>
+      </w:r>
+    </w:p>
+    <w:p>
+      <w:pPr>
+        <w:pStyle w:val="af0"/>
+        <w:rPr>
+          <w:lang w:val="en-US"/>
+        </w:rPr>
+      </w:pPr>
+      <w:r>
+        <w:rPr>
+          <w:lang w:val="en-US"/>
+        </w:rPr>
+        <w:t xml:space="preserve">    {</w:t>
+      </w:r>
+    </w:p>
+    <w:p>
+      <w:pPr>
+        <w:pStyle w:val="af0"/>
+        <w:rPr>
+          <w:lang w:val="en-US"/>
+        </w:rPr>
+      </w:pPr>
+      <w:r>
+        <w:rPr>
+          <w:lang w:val="en-US"/>
+        </w:rPr>
+        <w:t xml:space="preserve">        this.price = price;</w:t>
+      </w:r>
+    </w:p>
+    <w:p>
+      <w:pPr>
+        <w:pStyle w:val="af0"/>
+        <w:rPr>
+          <w:lang w:val="en-US"/>
+        </w:rPr>
+      </w:pPr>
+      <w:r>
+        <w:rPr>
+          <w:lang w:val="en-US"/>
+        </w:rPr>
+        <w:t xml:space="preserve">        this.stock = stock;</w:t>
+      </w:r>
+    </w:p>
+    <w:p>
+      <w:pPr>
+        <w:pStyle w:val="af0"/>
+        <w:rPr>
+          <w:lang w:val="en-US"/>
+        </w:rPr>
+      </w:pPr>
+      <w:r>
+        <w:rPr>
+          <w:lang w:val="en-US"/>
+        </w:rPr>
+        <w:t xml:space="preserve">    }</w:t>
+      </w:r>
+    </w:p>
+    <w:p>
+      <w:pPr>
+        <w:pStyle w:val="af0"/>
+        <w:rPr>
+          <w:lang w:val="en-US"/>
+        </w:rPr>
+      </w:pPr>
+      <w:r>
+        <w:rPr>
+          <w:lang w:val="en-US"/>
+        </w:rPr>
+        <w:t xml:space="preserve">    public string Name =&gt; "Хлеб";</w:t>
+      </w:r>
+    </w:p>
+    <w:p>
+      <w:pPr>
+        <w:pStyle w:val="af0"/>
+        <w:rPr>
+          <w:lang w:val="en-US"/>
+        </w:rPr>
+      </w:pPr>
+      <w:r>
+        <w:rPr>
+          <w:lang w:val="en-US"/>
+        </w:rPr>
+        <w:t xml:space="preserve">    public double GetCost(double amount)</w:t>
+      </w:r>
+    </w:p>
+    <w:p>
+      <w:pPr>
+        <w:pStyle w:val="af0"/>
+        <w:rPr>
+          <w:lang w:val="en-US"/>
+        </w:rPr>
+      </w:pPr>
+      <w:r>
+        <w:rPr>
+          <w:lang w:val="en-US"/>
+        </w:rPr>
+        <w:t xml:space="preserve">    {</w:t>
+      </w:r>
+    </w:p>
+    <w:p>
+      <w:pPr>
+        <w:pStyle w:val="af0"/>
+        <w:rPr>
+          <w:lang w:val="en-US"/>
+        </w:rPr>
+      </w:pPr>
+      <w:r>
+        <w:rPr>
+          <w:lang w:val="en-US"/>
+        </w:rPr>
+        <w:t xml:space="preserve">        double cost = price * amount;</w:t>
+      </w:r>
+    </w:p>
+    <w:p>
+      <w:pPr>
+        <w:pStyle w:val="af0"/>
+        <w:rPr>
+          <w:lang w:val="en-US"/>
+        </w:rPr>
+      </w:pPr>
+      <w:r>
+        <w:rPr>
+          <w:lang w:val="en-US"/>
+        </w:rPr>
+        <w:t xml:space="preserve">        if (amount &gt;= 5)</w:t>
+      </w:r>
+    </w:p>
+    <w:p>
+      <w:pPr>
+        <w:pStyle w:val="af0"/>
+        <w:rPr>
+          <w:lang w:val="en-US"/>
+        </w:rPr>
+      </w:pPr>
+      <w:r>
+        <w:rPr>
+          <w:lang w:val="en-US"/>
+        </w:rPr>
+        <w:t xml:space="preserve">        {</w:t>
+      </w:r>
+    </w:p>
+    <w:p>
+      <w:pPr>
+        <w:pStyle w:val="af0"/>
+        <w:rPr>
+          <w:lang w:val="en-US"/>
+        </w:rPr>
+      </w:pPr>
+      <w:r>
+        <w:rPr>
+          <w:lang w:val="en-US"/>
+        </w:rPr>
+        <w:t xml:space="preserve">            cost = cost * 0.9;</w:t>
+      </w:r>
+    </w:p>
+    <w:p>
+      <w:pPr>
+        <w:pStyle w:val="af0"/>
+        <w:rPr>
+          <w:lang w:val="en-US"/>
+        </w:rPr>
+      </w:pPr>
+      <w:r>
+        <w:rPr>
+          <w:lang w:val="en-US"/>
+        </w:rPr>
+        <w:t xml:space="preserve">        }</w:t>
+      </w:r>
+    </w:p>
+    <w:p>
+      <w:pPr>
+        <w:pStyle w:val="af0"/>
+        <w:rPr>
+          <w:lang w:val="en-US"/>
+        </w:rPr>
+      </w:pPr>
+      <w:r>
+        <w:rPr>
+          <w:lang w:val="en-US"/>
+        </w:rPr>
+        <w:t xml:space="preserve">        return cost;</w:t>
+      </w:r>
+    </w:p>
+    <w:p>
+      <w:pPr>
+        <w:pStyle w:val="af0"/>
+        <w:rPr>
+          <w:lang w:val="en-US"/>
+        </w:rPr>
+      </w:pPr>
+      <w:r>
+        <w:rPr>
+          <w:lang w:val="en-US"/>
+        </w:rPr>
+        <w:t xml:space="preserve">    }</w:t>
+      </w:r>
+    </w:p>
+    <w:p>
+      <w:pPr>
+        <w:pStyle w:val="af0"/>
+        <w:rPr>
+          <w:lang w:val="en-US"/>
+        </w:rPr>
+      </w:pPr>
+      <w:r>
+        <w:rPr>
+          <w:lang w:val="en-US"/>
+        </w:rPr>
+        <w:t xml:space="preserve">    public double GetStock()</w:t>
+      </w:r>
+    </w:p>
+    <w:p>
+      <w:pPr>
+        <w:pStyle w:val="af0"/>
+      </w:pPr>
+      <w:r>
+        <w:rPr>
+          <w:lang w:val="en-US"/>
+        </w:rPr>
+        <w:t xml:space="preserve">    </w:t>
+      </w:r>
+      <w:r>
+        <w:t>{</w:t>
+      </w:r>
+    </w:p>
+    <w:p>
+      <w:pPr>
+        <w:pStyle w:val="af0"/>
+      </w:pPr>
+      <w:r>
+        <w:t xml:space="preserve">        </w:t>
+      </w:r>
+      <w:r>
+        <w:rPr>
+          <w:lang w:val="en-US"/>
+        </w:rPr>
+        <w:t>return</w:t>
+      </w:r>
+      <w:r>
+        <w:t xml:space="preserve"> </w:t>
+      </w:r>
+      <w:r>
+        <w:rPr>
+          <w:lang w:val="en-US"/>
+        </w:rPr>
+        <w:t>stock</w:t>
+      </w:r>
+      <w:r>
+        <w:t>;</w:t>
+      </w:r>
+    </w:p>
+    <w:p>
+      <w:pPr>
+        <w:pStyle w:val="af0"/>
+      </w:pPr>
+      <w:r>
+        <w:t xml:space="preserve">    }</w:t>
+      </w:r>
+    </w:p>
+    <w:p>
+      <w:pPr>
+        <w:pStyle w:val="af0"/>
+      </w:pPr>
+      <w:r>
+        <w:t>}</w:t>
+      </w:r>
+    </w:p>
+    <w:p>
+      <w:pPr>
+        <w:pStyle w:val="af0"/>
+      </w:pPr>
+      <w:r>
+        <w:t>// Яблоки (цена за килограмм)</w:t>
+      </w:r>
+    </w:p>
+    <w:p>
+      <w:pPr>
+        <w:pStyle w:val="af0"/>
+        <w:rPr>
+          <w:lang w:val="en-US"/>
+        </w:rPr>
+      </w:pPr>
+      <w:r>
+        <w:rPr>
+          <w:lang w:val="en-US"/>
+        </w:rPr>
+        <w:t>class Apples : IProduct</w:t>
+      </w:r>
+    </w:p>
+    <w:p>
+      <w:pPr>
+        <w:pStyle w:val="af0"/>
+        <w:rPr>
+          <w:lang w:val="en-US"/>
+        </w:rPr>
+      </w:pPr>
+      <w:r>
+        <w:rPr>
+          <w:lang w:val="en-US"/>
+        </w:rPr>
+        <w:t>{</w:t>
+      </w:r>
+    </w:p>
+    <w:p>
+      <w:pPr>
+        <w:pStyle w:val="af0"/>
+        <w:rPr>
+          <w:lang w:val="en-US"/>
+        </w:rPr>
+      </w:pPr>
+      <w:r>
+        <w:rPr>
+          <w:lang w:val="en-US"/>
+        </w:rPr>
+        <w:t xml:space="preserve">    double price;</w:t>
+      </w:r>
+    </w:p>
+    <w:p>
+      <w:pPr>
+        <w:pStyle w:val="af0"/>
+        <w:rPr>
+          <w:lang w:val="en-US"/>
+        </w:rPr>
+      </w:pPr>
+      <w:r>
+        <w:rPr>
+          <w:lang w:val="en-US"/>
+        </w:rPr>
+        <w:t xml:space="preserve">    double stock;</w:t>
+      </w:r>
+    </w:p>
+    <w:p>
+      <w:pPr>
+        <w:pStyle w:val="af0"/>
+        <w:rPr>
+          <w:lang w:val="en-US"/>
+        </w:rPr>
+      </w:pPr>
+      <w:r>
+        <w:rPr>
+          <w:lang w:val="en-US"/>
+        </w:rPr>
+        <w:t xml:space="preserve">    public Apples(double price, double stock)</w:t>
+      </w:r>
+    </w:p>
+    <w:p>
+      <w:pPr>
+        <w:pStyle w:val="af0"/>
+        <w:rPr>
+          <w:lang w:val="en-US"/>
+        </w:rPr>
+      </w:pPr>
+      <w:r>
+        <w:rPr>
+          <w:lang w:val="en-US"/>
+        </w:rPr>
+        <w:t xml:space="preserve">    {</w:t>
+      </w:r>
+    </w:p>
+    <w:p>
+      <w:pPr>
+        <w:pStyle w:val="af0"/>
+        <w:rPr>
+          <w:lang w:val="en-US"/>
+        </w:rPr>
+      </w:pPr>
+      <w:r>
+        <w:rPr>
+          <w:lang w:val="en-US"/>
+        </w:rPr>
+        <w:t xml:space="preserve">        this.price = price;</w:t>
+      </w:r>
+    </w:p>
+    <w:p>
+      <w:pPr>
+        <w:pStyle w:val="af0"/>
+        <w:rPr>
+          <w:lang w:val="en-US"/>
+        </w:rPr>
+      </w:pPr>
+      <w:r>
+        <w:rPr>
+          <w:lang w:val="en-US"/>
+        </w:rPr>
+        <w:t xml:space="preserve">        this.stock = stock;</w:t>
+      </w:r>
+    </w:p>
+    <w:p>
+      <w:pPr>
+        <w:pStyle w:val="af0"/>
+        <w:rPr>
+          <w:lang w:val="en-US"/>
+        </w:rPr>
+      </w:pPr>
+      <w:r>
+        <w:rPr>
+          <w:lang w:val="en-US"/>
+        </w:rPr>
+        <w:t xml:space="preserve">    }</w:t>
+      </w:r>
+    </w:p>
+    <w:p>
+      <w:pPr>
+        <w:pStyle w:val="af0"/>
+        <w:rPr>
+          <w:lang w:val="en-US"/>
+        </w:rPr>
+      </w:pPr>
+      <w:r>
+        <w:rPr>
+          <w:lang w:val="en-US"/>
+        </w:rPr>
+        <w:t xml:space="preserve">    public string Name =&gt; "Яблоки";</w:t>
+      </w:r>
+    </w:p>
+    <w:p>
+      <w:pPr>
+        <w:pStyle w:val="af0"/>
+        <w:rPr>
+          <w:lang w:val="en-US"/>
+        </w:rPr>
+      </w:pPr>
+      <w:r>
+        <w:rPr>
+          <w:lang w:val="en-US"/>
+        </w:rPr>
+        <w:t xml:space="preserve">    public double GetCost(double amount)</w:t>
+      </w:r>
+    </w:p>
+    <w:p>
+      <w:pPr>
+        <w:pStyle w:val="af0"/>
+        <w:rPr>
+          <w:lang w:val="en-US"/>
+        </w:rPr>
+      </w:pPr>
+      <w:r>
+        <w:rPr>
+          <w:lang w:val="en-US"/>
+        </w:rPr>
+        <w:t xml:space="preserve">    {</w:t>
+      </w:r>
+    </w:p>
+    <w:p>
+      <w:pPr>
+        <w:pStyle w:val="af0"/>
+        <w:rPr>
+          <w:lang w:val="en-US"/>
+        </w:rPr>
+      </w:pPr>
+      <w:r>
+        <w:rPr>
+          <w:lang w:val="en-US"/>
+        </w:rPr>
+        <w:t xml:space="preserve">        return price * amount;</w:t>
+      </w:r>
+    </w:p>
+    <w:p>
+      <w:pPr>
+        <w:pStyle w:val="af0"/>
+        <w:rPr>
+          <w:lang w:val="en-US"/>
+        </w:rPr>
+      </w:pPr>
+      <w:r>
+        <w:rPr>
+          <w:lang w:val="en-US"/>
+        </w:rPr>
+        <w:t xml:space="preserve">    }</w:t>
+      </w:r>
+    </w:p>
+    <w:p>
+      <w:pPr>
+        <w:pStyle w:val="af0"/>
+        <w:rPr>
+          <w:lang w:val="en-US"/>
+        </w:rPr>
+      </w:pPr>
+      <w:r>
+        <w:rPr>
+          <w:lang w:val="en-US"/>
+        </w:rPr>
+        <w:t xml:space="preserve">    public double GetStock()</w:t>
+      </w:r>
+    </w:p>
+    <w:p>
+      <w:pPr>
+        <w:pStyle w:val="af0"/>
+        <w:rPr>
+          <w:lang w:val="en-US"/>
+        </w:rPr>
+      </w:pPr>
+      <w:r>
+        <w:rPr>
+          <w:lang w:val="en-US"/>
+        </w:rPr>
+        <w:t xml:space="preserve">    {</w:t>
+      </w:r>
+    </w:p>
+    <w:p>
+      <w:pPr>
+        <w:pStyle w:val="af0"/>
+        <w:rPr>
+          <w:lang w:val="en-US"/>
+        </w:rPr>
+      </w:pPr>
+      <w:r>
+        <w:rPr>
+          <w:lang w:val="en-US"/>
+        </w:rPr>
+        <w:t xml:space="preserve">        return stock;</w:t>
+      </w:r>
+    </w:p>
+    <w:p>
+      <w:pPr>
+        <w:pStyle w:val="af0"/>
+        <w:rPr>
+          <w:lang w:val="en-US"/>
+        </w:rPr>
+      </w:pPr>
+      <w:r>
+        <w:rPr>
+          <w:lang w:val="en-US"/>
+        </w:rPr>
+        <w:t xml:space="preserve">    }</w:t>
+      </w:r>
+    </w:p>
+    <w:p>
+      <w:pPr>
+        <w:pStyle w:val="af0"/>
+        <w:rPr>
+          <w:lang w:val="en-US"/>
+        </w:rPr>
+      </w:pPr>
+      <w:r>
+        <w:rPr>
+          <w:lang w:val="en-US"/>
+        </w:rPr>
+        <w:t>}</w:t>
+      </w:r>
+    </w:p>
+    <w:p>
+      <w:pPr>
+        <w:pStyle w:val="af0"/>
+        <w:rPr>
+          <w:lang w:val="en-US"/>
+        </w:rPr>
+      </w:pPr>
+      <w:r>
+        <w:rPr>
+          <w:lang w:val="en-US"/>
+        </w:rPr>
+        <w:t>class Program</w:t>
       </w:r>
     </w:p>
     <w:p>
@@ -1873,183 +2822,12 @@
         <w:rPr>
           <w:lang w:val="en-US"/>
         </w:rPr>
-        <w:t xml:space="preserve">    double price;</w:t>
-      </w:r>
-    </w:p>
-    <w:p>
-      <w:pPr>
-        <w:pStyle w:val="af0"/>
-        <w:rPr>
-          <w:lang w:val="en-US"/>
-        </w:rPr>
-      </w:pPr>
-      <w:r>
-        <w:rPr>
-          <w:lang w:val="en-US"/>
-        </w:rPr>
-        <w:t xml:space="preserve">    double stock;</w:t>
-      </w:r>
-    </w:p>
-    <w:p>
-      <w:pPr>
-        <w:pStyle w:val="af0"/>
-        <w:rPr>
-          <w:lang w:val="en-US"/>
-        </w:rPr>
-      </w:pPr>
-      <w:r>
-        <w:rPr>
-          <w:lang w:val="en-US"/>
-        </w:rPr>
-        <w:t xml:space="preserve">    public Milk(double price, double stock)</w:t>
-      </w:r>
-    </w:p>
-    <w:p>
-      <w:pPr>
-        <w:pStyle w:val="af0"/>
-        <w:rPr>
-          <w:lang w:val="en-US"/>
-        </w:rPr>
-      </w:pPr>
-      <w:r>
-        <w:rPr>
-          <w:lang w:val="en-US"/>
-        </w:rPr>
-        <w:t xml:space="preserve">    {</w:t>
-      </w:r>
-    </w:p>
-    <w:p>
-      <w:pPr>
-        <w:pStyle w:val="af0"/>
-        <w:rPr>
-          <w:lang w:val="en-US"/>
-        </w:rPr>
-      </w:pPr>
-      <w:r>
-        <w:rPr>
-          <w:lang w:val="en-US"/>
-        </w:rPr>
-        <w:t xml:space="preserve">        this.price = price;</w:t>
-      </w:r>
-    </w:p>
-    <w:p>
-      <w:pPr>
-        <w:pStyle w:val="af0"/>
-        <w:rPr>
-          <w:lang w:val="en-US"/>
-        </w:rPr>
-      </w:pPr>
-      <w:r>
-        <w:rPr>
-          <w:lang w:val="en-US"/>
-        </w:rPr>
-        <w:t xml:space="preserve">        this.stock = stock;</w:t>
-      </w:r>
-    </w:p>
-    <w:p>
-      <w:pPr>
-        <w:pStyle w:val="af0"/>
-        <w:rPr>
-          <w:lang w:val="en-US"/>
-        </w:rPr>
-      </w:pPr>
-      <w:r>
-        <w:rPr>
-          <w:lang w:val="en-US"/>
-        </w:rPr>
-        <w:t xml:space="preserve">    }</w:t>
-      </w:r>
-    </w:p>
-    <w:p>
-      <w:pPr>
-        <w:pStyle w:val="af0"/>
-        <w:rPr>
-          <w:lang w:val="en-US"/>
-        </w:rPr>
-      </w:pPr>
-      <w:r>
-        <w:rPr>
-          <w:lang w:val="en-US"/>
-        </w:rPr>
-        <w:t xml:space="preserve">    public string Name =&gt; "Молоко";</w:t>
-      </w:r>
-    </w:p>
-    <w:p>
-      <w:pPr>
-        <w:pStyle w:val="af0"/>
-        <w:rPr>
-          <w:lang w:val="en-US"/>
-        </w:rPr>
-      </w:pPr>
-      <w:r>
-        <w:rPr>
-          <w:lang w:val="en-US"/>
-        </w:rPr>
-        <w:t xml:space="preserve">    public double GetCost(double amount)</w:t>
-      </w:r>
-    </w:p>
-    <w:p>
-      <w:pPr>
-        <w:pStyle w:val="af0"/>
-        <w:rPr>
-          <w:lang w:val="en-US"/>
-        </w:rPr>
-      </w:pPr>
-      <w:r>
-        <w:rPr>
-          <w:lang w:val="en-US"/>
-        </w:rPr>
-        <w:t xml:space="preserve">    {</w:t>
-      </w:r>
-    </w:p>
-    <w:p>
-      <w:pPr>
-        <w:pStyle w:val="af0"/>
-        <w:rPr>
-          <w:lang w:val="en-US"/>
-        </w:rPr>
-      </w:pPr>
-      <w:r>
-        <w:rPr>
-          <w:lang w:val="en-US"/>
-        </w:rPr>
-        <w:t xml:space="preserve">        return price * amount;</w:t>
-      </w:r>
-    </w:p>
-    <w:p>
-      <w:pPr>
-        <w:pStyle w:val="af0"/>
-        <w:rPr>
-          <w:lang w:val="en-US"/>
-        </w:rPr>
-      </w:pPr>
-      <w:r>
-        <w:rPr>
-          <w:lang w:val="en-US"/>
-        </w:rPr>
-        <w:t xml:space="preserve">    }</w:t>
-      </w:r>
-    </w:p>
-    <w:p>
-      <w:pPr>
-        <w:pStyle w:val="af0"/>
-        <w:rPr>
-          <w:lang w:val="en-US"/>
-        </w:rPr>
-      </w:pPr>
-      <w:r>
-        <w:rPr>
-          <w:lang w:val="en-US"/>
-        </w:rPr>
-        <w:t xml:space="preserve">    public double GetStock()</w:t>
-      </w:r>
-    </w:p>
-    <w:p>
-      <w:pPr>
-        <w:pStyle w:val="af0"/>
-        <w:rPr>
-          <w:lang w:val="en-US"/>
-        </w:rPr>
+        <w:t xml:space="preserve">    static void Main()</w:t>
+      </w:r>
+    </w:p>
+    <w:p>
+      <w:pPr>
+        <w:pStyle w:val="af0"/>
       </w:pPr>
       <w:r>
         <w:rPr>
@@ -2058,9 +2836,6 @@
         <w:t xml:space="preserve">    </w:t>
       </w:r>
       <w:r>
-        <w:rPr>
-          <w:lang w:val="en-US"/>
-        </w:rPr>
         <w:t>{</w:t>
       </w:r>
     </w:p>
@@ -2069,735 +2844,6 @@
         <w:pStyle w:val="af0"/>
       </w:pPr>
       <w:r>
-        <w:rPr>
-          <w:lang w:val="en-US"/>
-        </w:rPr>
-        <w:t xml:space="preserve">        </w:t>
-      </w:r>
-      <w:r>
-        <w:rPr>
-          <w:lang w:val="en-US"/>
-        </w:rPr>
-        <w:t>return</w:t>
-      </w:r>
-      <w:r>
-        <w:t xml:space="preserve"> </w:t>
-      </w:r>
-      <w:r>
-        <w:rPr>
-          <w:lang w:val="en-US"/>
-        </w:rPr>
-        <w:t>stock</w:t>
-      </w:r>
-      <w:r>
-        <w:t>;</w:t>
-      </w:r>
-    </w:p>
-    <w:p>
-      <w:pPr>
-        <w:pStyle w:val="af0"/>
-      </w:pPr>
-      <w:r>
-        <w:t xml:space="preserve">    }</w:t>
-      </w:r>
-    </w:p>
-    <w:p>
-      <w:pPr>
-        <w:pStyle w:val="af0"/>
-      </w:pPr>
-      <w:r>
-        <w:t>}</w:t>
-      </w:r>
-    </w:p>
-    <w:p>
-      <w:pPr>
-        <w:pStyle w:val="af0"/>
-      </w:pPr>
-      <w:r>
-        <w:t>// Хлеб (цена за штуку, скидка 10% от 5 штук)</w:t>
-      </w:r>
-    </w:p>
-    <w:p>
-      <w:pPr>
-        <w:pStyle w:val="af0"/>
-        <w:rPr>
-          <w:lang w:val="en-US"/>
-        </w:rPr>
-      </w:pPr>
-      <w:r>
-        <w:rPr>
-          <w:lang w:val="en-US"/>
-        </w:rPr>
-        <w:t>class Bread : IProduct</w:t>
-      </w:r>
-    </w:p>
-    <w:p>
-      <w:pPr>
-        <w:pStyle w:val="af0"/>
-        <w:rPr>
-          <w:lang w:val="en-US"/>
-        </w:rPr>
-      </w:pPr>
-      <w:r>
-        <w:rPr>
-          <w:lang w:val="en-US"/>
-        </w:rPr>
-        <w:t>{</w:t>
-      </w:r>
-    </w:p>
-    <w:p>
-      <w:pPr>
-        <w:pStyle w:val="af0"/>
-        <w:rPr>
-          <w:lang w:val="en-US"/>
-        </w:rPr>
-      </w:pPr>
-      <w:r>
-        <w:rPr>
-          <w:lang w:val="en-US"/>
-        </w:rPr>
-        <w:t xml:space="preserve">    double price;</w:t>
-      </w:r>
-    </w:p>
-    <w:p>
-      <w:pPr>
-        <w:pStyle w:val="af0"/>
-        <w:rPr>
-          <w:lang w:val="en-US"/>
-        </w:rPr>
-      </w:pPr>
-      <w:r>
-        <w:rPr>
-          <w:lang w:val="en-US"/>
-        </w:rPr>
-        <w:t xml:space="preserve">    double stock;</w:t>
-      </w:r>
-    </w:p>
-    <w:p>
-      <w:pPr>
-        <w:pStyle w:val="af0"/>
-        <w:rPr>
-          <w:lang w:val="en-US"/>
-        </w:rPr>
-      </w:pPr>
-      <w:r>
-        <w:rPr>
-          <w:lang w:val="en-US"/>
-        </w:rPr>
-        <w:t xml:space="preserve">    public Bread(double price, double stock)</w:t>
-      </w:r>
-    </w:p>
-    <w:p>
-      <w:pPr>
-        <w:pStyle w:val="af0"/>
-        <w:rPr>
-          <w:lang w:val="en-US"/>
-        </w:rPr>
-      </w:pPr>
-      <w:r>
-        <w:rPr>
-          <w:lang w:val="en-US"/>
-        </w:rPr>
-        <w:t xml:space="preserve">    {</w:t>
-      </w:r>
-    </w:p>
-    <w:p>
-      <w:pPr>
-        <w:pStyle w:val="af0"/>
-        <w:rPr>
-          <w:lang w:val="en-US"/>
-        </w:rPr>
-      </w:pPr>
-      <w:r>
-        <w:rPr>
-          <w:lang w:val="en-US"/>
-        </w:rPr>
-        <w:t xml:space="preserve">        this.price = price;</w:t>
-      </w:r>
-    </w:p>
-    <w:p>
-      <w:pPr>
-        <w:pStyle w:val="af0"/>
-        <w:rPr>
-          <w:lang w:val="en-US"/>
-        </w:rPr>
-      </w:pPr>
-      <w:r>
-        <w:rPr>
-          <w:lang w:val="en-US"/>
-        </w:rPr>
-        <w:t xml:space="preserve">        this.stock = stock;</w:t>
-      </w:r>
-    </w:p>
-    <w:p>
-      <w:pPr>
-        <w:pStyle w:val="af0"/>
-        <w:rPr>
-          <w:lang w:val="en-US"/>
-        </w:rPr>
-      </w:pPr>
-      <w:r>
-        <w:rPr>
-          <w:lang w:val="en-US"/>
-        </w:rPr>
-        <w:t xml:space="preserve">    }</w:t>
-      </w:r>
-    </w:p>
-    <w:p>
-      <w:pPr>
-        <w:pStyle w:val="af0"/>
-        <w:rPr>
-          <w:lang w:val="en-US"/>
-        </w:rPr>
-      </w:pPr>
-      <w:r>
-        <w:rPr>
-          <w:lang w:val="en-US"/>
-        </w:rPr>
-        <w:t xml:space="preserve">    public string Name =&gt; "Хлеб";</w:t>
-      </w:r>
-    </w:p>
-    <w:p>
-      <w:pPr>
-        <w:pStyle w:val="af0"/>
-        <w:rPr>
-          <w:lang w:val="en-US"/>
-        </w:rPr>
-      </w:pPr>
-      <w:r>
-        <w:rPr>
-          <w:lang w:val="en-US"/>
-        </w:rPr>
-        <w:t xml:space="preserve">    public double GetCost(double amount)</w:t>
-      </w:r>
-    </w:p>
-    <w:p>
-      <w:pPr>
-        <w:pStyle w:val="af0"/>
-        <w:rPr>
-          <w:lang w:val="en-US"/>
-        </w:rPr>
-      </w:pPr>
-      <w:r>
-        <w:rPr>
-          <w:lang w:val="en-US"/>
-        </w:rPr>
-        <w:t xml:space="preserve">    {</w:t>
-      </w:r>
-    </w:p>
-    <w:p>
-      <w:pPr>
-        <w:pStyle w:val="af0"/>
-        <w:rPr>
-          <w:lang w:val="en-US"/>
-        </w:rPr>
-      </w:pPr>
-      <w:r>
-        <w:rPr>
-          <w:lang w:val="en-US"/>
-        </w:rPr>
-        <w:t xml:space="preserve">        double cost = price * amount;</w:t>
-      </w:r>
-    </w:p>
-    <w:p>
-      <w:pPr>
-        <w:pStyle w:val="af0"/>
-        <w:rPr>
-          <w:lang w:val="en-US"/>
-        </w:rPr>
-      </w:pPr>
-      <w:r>
-        <w:rPr>
-          <w:lang w:val="en-US"/>
-        </w:rPr>
-        <w:t xml:space="preserve">        if (amount &gt;= 5)</w:t>
-      </w:r>
-    </w:p>
-    <w:p>
-      <w:pPr>
-        <w:pStyle w:val="af0"/>
-        <w:rPr>
-          <w:lang w:val="en-US"/>
-        </w:rPr>
-      </w:pPr>
-      <w:r>
-        <w:rPr>
-          <w:lang w:val="en-US"/>
-        </w:rPr>
-        <w:t xml:space="preserve">        {</w:t>
-      </w:r>
-    </w:p>
-    <w:p>
-      <w:pPr>
-        <w:pStyle w:val="af0"/>
-        <w:rPr>
-          <w:lang w:val="en-US"/>
-        </w:rPr>
-      </w:pPr>
-      <w:r>
-        <w:rPr>
-          <w:lang w:val="en-US"/>
-        </w:rPr>
-        <w:t xml:space="preserve">            cost = cost * 0.9;</w:t>
-      </w:r>
-    </w:p>
-    <w:p>
-      <w:pPr>
-        <w:pStyle w:val="af0"/>
-        <w:rPr>
-          <w:lang w:val="en-US"/>
-        </w:rPr>
-      </w:pPr>
-      <w:r>
-        <w:rPr>
-          <w:lang w:val="en-US"/>
-        </w:rPr>
-        <w:t xml:space="preserve">        }</w:t>
-      </w:r>
-    </w:p>
-    <w:p>
-      <w:pPr>
-        <w:pStyle w:val="af0"/>
-        <w:rPr>
-          <w:lang w:val="en-US"/>
-        </w:rPr>
-      </w:pPr>
-      <w:r>
-        <w:rPr>
-          <w:lang w:val="en-US"/>
-        </w:rPr>
-        <w:t xml:space="preserve">        return cost;</w:t>
-      </w:r>
-    </w:p>
-    <w:p>
-      <w:pPr>
-        <w:pStyle w:val="af0"/>
-        <w:rPr>
-          <w:lang w:val="en-US"/>
-        </w:rPr>
-      </w:pPr>
-      <w:r>
-        <w:rPr>
-          <w:lang w:val="en-US"/>
-        </w:rPr>
-        <w:t xml:space="preserve">    }</w:t>
-      </w:r>
-    </w:p>
-    <w:p>
-      <w:pPr>
-        <w:pStyle w:val="af0"/>
-        <w:rPr>
-          <w:lang w:val="en-US"/>
-        </w:rPr>
-      </w:pPr>
-      <w:r>
-        <w:rPr>
-          <w:lang w:val="en-US"/>
-        </w:rPr>
-        <w:t xml:space="preserve">    public double GetStock()</w:t>
-      </w:r>
-    </w:p>
-    <w:p>
-      <w:pPr>
-        <w:pStyle w:val="af0"/>
-      </w:pPr>
-      <w:r>
-        <w:rPr>
-          <w:lang w:val="en-US"/>
-        </w:rPr>
-        <w:t xml:space="preserve">    </w:t>
-      </w:r>
-      <w:r>
-        <w:t>{</w:t>
-      </w:r>
-    </w:p>
-    <w:p>
-      <w:pPr>
-        <w:pStyle w:val="af0"/>
-      </w:pPr>
-      <w:r>
-        <w:t xml:space="preserve">        </w:t>
-      </w:r>
-      <w:r>
-        <w:rPr>
-          <w:lang w:val="en-US"/>
-        </w:rPr>
-        <w:t>return</w:t>
-      </w:r>
-      <w:r>
-        <w:t xml:space="preserve"> </w:t>
-      </w:r>
-      <w:r>
-        <w:rPr>
-          <w:lang w:val="en-US"/>
-        </w:rPr>
-        <w:t>stock</w:t>
-      </w:r>
-      <w:r>
-        <w:t>;</w:t>
-      </w:r>
-    </w:p>
-    <w:p>
-      <w:pPr>
-        <w:pStyle w:val="af0"/>
-      </w:pPr>
-      <w:r>
-        <w:t xml:space="preserve">    }</w:t>
-      </w:r>
-    </w:p>
-    <w:p>
-      <w:pPr>
-        <w:pStyle w:val="af0"/>
-      </w:pPr>
-      <w:r>
-        <w:t>}</w:t>
-      </w:r>
-    </w:p>
-    <w:p>
-      <w:pPr>
-        <w:pStyle w:val="af0"/>
-      </w:pPr>
-      <w:r>
-        <w:t>// Яблоки (цена за килограмм)</w:t>
-      </w:r>
-    </w:p>
-    <w:p>
-      <w:pPr>
-        <w:pStyle w:val="af0"/>
-        <w:rPr>
-          <w:lang w:val="en-US"/>
-        </w:rPr>
-      </w:pPr>
-      <w:r>
-        <w:rPr>
-          <w:lang w:val="en-US"/>
-        </w:rPr>
-        <w:t>class Apples : IProduct</w:t>
-      </w:r>
-    </w:p>
-    <w:p>
-      <w:pPr>
-        <w:pStyle w:val="af0"/>
-        <w:rPr>
-          <w:lang w:val="en-US"/>
-        </w:rPr>
-      </w:pPr>
-      <w:r>
-        <w:rPr>
-          <w:lang w:val="en-US"/>
-        </w:rPr>
-        <w:t>{</w:t>
-      </w:r>
-    </w:p>
-    <w:p>
-      <w:pPr>
-        <w:pStyle w:val="af0"/>
-        <w:rPr>
-          <w:lang w:val="en-US"/>
-        </w:rPr>
-      </w:pPr>
-      <w:r>
-        <w:rPr>
-          <w:lang w:val="en-US"/>
-        </w:rPr>
-        <w:t xml:space="preserve">    double price;</w:t>
-      </w:r>
-    </w:p>
-    <w:p>
-      <w:pPr>
-        <w:pStyle w:val="af0"/>
-        <w:rPr>
-          <w:lang w:val="en-US"/>
-        </w:rPr>
-      </w:pPr>
-      <w:r>
-        <w:rPr>
-          <w:lang w:val="en-US"/>
-        </w:rPr>
-        <w:t xml:space="preserve">    double stock;</w:t>
-      </w:r>
-    </w:p>
-    <w:p>
-      <w:pPr>
-        <w:pStyle w:val="af0"/>
-        <w:rPr>
-          <w:lang w:val="en-US"/>
-        </w:rPr>
-      </w:pPr>
-      <w:r>
-        <w:rPr>
-          <w:lang w:val="en-US"/>
-        </w:rPr>
-        <w:t xml:space="preserve">    public Apples(double price, double stock)</w:t>
-      </w:r>
-    </w:p>
-    <w:p>
-      <w:pPr>
-        <w:pStyle w:val="af0"/>
-        <w:rPr>
-          <w:lang w:val="en-US"/>
-        </w:rPr>
-      </w:pPr>
-      <w:r>
-        <w:rPr>
-          <w:lang w:val="en-US"/>
-        </w:rPr>
-        <w:t xml:space="preserve">    {</w:t>
-      </w:r>
-    </w:p>
-    <w:p>
-      <w:pPr>
-        <w:pStyle w:val="af0"/>
-        <w:rPr>
-          <w:lang w:val="en-US"/>
-        </w:rPr>
-      </w:pPr>
-      <w:r>
-        <w:rPr>
-          <w:lang w:val="en-US"/>
-        </w:rPr>
-        <w:t xml:space="preserve">        this.price = price;</w:t>
-      </w:r>
-    </w:p>
-    <w:p>
-      <w:pPr>
-        <w:pStyle w:val="af0"/>
-        <w:rPr>
-          <w:lang w:val="en-US"/>
-        </w:rPr>
-      </w:pPr>
-      <w:r>
-        <w:rPr>
-          <w:lang w:val="en-US"/>
-        </w:rPr>
-        <w:t xml:space="preserve">        this.stock = stock;</w:t>
-      </w:r>
-    </w:p>
-    <w:p>
-      <w:pPr>
-        <w:pStyle w:val="af0"/>
-        <w:rPr>
-          <w:lang w:val="en-US"/>
-        </w:rPr>
-      </w:pPr>
-      <w:r>
-        <w:rPr>
-          <w:lang w:val="en-US"/>
-        </w:rPr>
-        <w:t xml:space="preserve">    }</w:t>
-      </w:r>
-    </w:p>
-    <w:p>
-      <w:pPr>
-        <w:pStyle w:val="af0"/>
-        <w:rPr>
-          <w:lang w:val="en-US"/>
-        </w:rPr>
-      </w:pPr>
-      <w:r>
-        <w:rPr>
-          <w:lang w:val="en-US"/>
-        </w:rPr>
-        <w:t xml:space="preserve">    public string Name =&gt; "Яблоки";</w:t>
-      </w:r>
-    </w:p>
-    <w:p>
-      <w:pPr>
-        <w:pStyle w:val="af0"/>
-        <w:rPr>
-          <w:lang w:val="en-US"/>
-        </w:rPr>
-      </w:pPr>
-      <w:r>
-        <w:rPr>
-          <w:lang w:val="en-US"/>
-        </w:rPr>
-        <w:t xml:space="preserve">    public double GetCost(double amount)</w:t>
-      </w:r>
-    </w:p>
-    <w:p>
-      <w:pPr>
-        <w:pStyle w:val="af0"/>
-        <w:rPr>
-          <w:lang w:val="en-US"/>
-        </w:rPr>
-      </w:pPr>
-      <w:r>
-        <w:rPr>
-          <w:lang w:val="en-US"/>
-        </w:rPr>
-        <w:t xml:space="preserve">    {</w:t>
-      </w:r>
-    </w:p>
-    <w:p>
-      <w:pPr>
-        <w:pStyle w:val="af0"/>
-        <w:rPr>
-          <w:lang w:val="en-US"/>
-        </w:rPr>
-      </w:pPr>
-      <w:r>
-        <w:rPr>
-          <w:lang w:val="en-US"/>
-        </w:rPr>
-        <w:t xml:space="preserve">        return price * amount;</w:t>
-      </w:r>
-    </w:p>
-    <w:p>
-      <w:pPr>
-        <w:pStyle w:val="af0"/>
-        <w:rPr>
-          <w:lang w:val="en-US"/>
-        </w:rPr>
-      </w:pPr>
-      <w:r>
-        <w:rPr>
-          <w:lang w:val="en-US"/>
-        </w:rPr>
-        <w:t xml:space="preserve">    }</w:t>
-      </w:r>
-    </w:p>
-    <w:p>
-      <w:pPr>
-        <w:pStyle w:val="af0"/>
-        <w:rPr>
-          <w:lang w:val="en-US"/>
-        </w:rPr>
-      </w:pPr>
-      <w:r>
-        <w:rPr>
-          <w:lang w:val="en-US"/>
-        </w:rPr>
-        <w:t xml:space="preserve">    public double GetStock()</w:t>
-      </w:r>
-    </w:p>
-    <w:p>
-      <w:pPr>
-        <w:pStyle w:val="af0"/>
-        <w:rPr>
-          <w:lang w:val="en-US"/>
-        </w:rPr>
-      </w:pPr>
-      <w:r>
-        <w:rPr>
-          <w:lang w:val="en-US"/>
-        </w:rPr>
-        <w:t xml:space="preserve">    {</w:t>
-      </w:r>
-    </w:p>
-    <w:p>
-      <w:pPr>
-        <w:pStyle w:val="af0"/>
-        <w:rPr>
-          <w:lang w:val="en-US"/>
-        </w:rPr>
-      </w:pPr>
-      <w:r>
-        <w:rPr>
-          <w:lang w:val="en-US"/>
-        </w:rPr>
-        <w:t xml:space="preserve">        return stock;</w:t>
-      </w:r>
-    </w:p>
-    <w:p>
-      <w:pPr>
-        <w:pStyle w:val="af0"/>
-        <w:rPr>
-          <w:lang w:val="en-US"/>
-        </w:rPr>
-      </w:pPr>
-      <w:r>
-        <w:rPr>
-          <w:lang w:val="en-US"/>
-        </w:rPr>
-        <w:t xml:space="preserve">    }</w:t>
-      </w:r>
-    </w:p>
-    <w:p>
-      <w:pPr>
-        <w:pStyle w:val="af0"/>
-        <w:rPr>
-          <w:lang w:val="en-US"/>
-        </w:rPr>
-      </w:pPr>
-      <w:r>
-        <w:rPr>
-          <w:lang w:val="en-US"/>
-        </w:rPr>
-        <w:t>}</w:t>
-      </w:r>
-    </w:p>
-    <w:p>
-      <w:pPr>
-        <w:pStyle w:val="af0"/>
-        <w:rPr>
-          <w:lang w:val="en-US"/>
-        </w:rPr>
-      </w:pPr>
-      <w:r>
-        <w:rPr>
-          <w:lang w:val="en-US"/>
-        </w:rPr>
-        <w:t>class Program</w:t>
-      </w:r>
-    </w:p>
-    <w:p>
-      <w:pPr>
-        <w:pStyle w:val="af0"/>
-        <w:rPr>
-          <w:lang w:val="en-US"/>
-        </w:rPr>
-      </w:pPr>
-      <w:r>
-        <w:rPr>
-          <w:lang w:val="en-US"/>
-        </w:rPr>
-        <w:t>{</w:t>
-      </w:r>
-    </w:p>
-    <w:p>
-      <w:pPr>
-        <w:pStyle w:val="af0"/>
-        <w:rPr>
-          <w:lang w:val="en-US"/>
-        </w:rPr>
-      </w:pPr>
-      <w:r>
-        <w:rPr>
-          <w:lang w:val="en-US"/>
-        </w:rPr>
-        <w:t xml:space="preserve">    static void Main()</w:t>
-      </w:r>
-    </w:p>
-    <w:p>
-      <w:pPr>
-        <w:pStyle w:val="af0"/>
-        <w:rPr>
-          <w:lang w:val="en-US"/>
-        </w:rPr>
-      </w:pPr>
-      <w:r>
-        <w:rPr>
-          <w:lang w:val="en-US"/>
-        </w:rPr>
-        <w:lastRenderedPageBreak/>
-        <w:t xml:space="preserve">    </w:t>
-      </w:r>
-      <w:r>
-        <w:rPr>
-          <w:lang w:val="en-US"/>
-        </w:rPr>
-        <w:t>{</w:t>
-      </w:r>
-    </w:p>
-    <w:p>
-      <w:pPr>
-        <w:pStyle w:val="af0"/>
-      </w:pPr>
-      <w:r>
-        <w:rPr>
-          <w:lang w:val="en-US"/>
-        </w:rPr>
         <w:t xml:space="preserve">        </w:t>
       </w:r>
       <w:r>
@@ -3151,6 +3197,46 @@
           <w:color w:val="999999"/>
         </w:rPr>
       </w:pPr>
+      <w:r>
+        <w:rPr>
+          <w:color w:val="999999"/>
+        </w:rPr>
+        <w:drawing>
+          <wp:inline distT="0" distB="0" distL="0" distR="0" wp14:anchorId="05D4158C" wp14:editId="12ED6CED">
+            <wp:extent cx="3810002" cy="542544"/>
+            <wp:effectExtent l="0" t="0" r="0" b="0"/>
+            <wp:docPr id="1927501357" name="Рисунок 1"/>
+            <wp:cNvGraphicFramePr>
+              <a:graphicFrameLocks xmlns:a="http://schemas.openxmlformats.org/drawingml/2006/main" noChangeAspect="1"/>
+            </wp:cNvGraphicFramePr>
+            <a:graphic xmlns:a="http://schemas.openxmlformats.org/drawingml/2006/main">
+              <a:graphicData uri="http://schemas.openxmlformats.org/drawingml/2006/picture">
+                <pic:pic xmlns:pic="http://schemas.openxmlformats.org/drawingml/2006/picture">
+                  <pic:nvPicPr>
+                    <pic:cNvPr id="1927501357" name=""/>
+                    <pic:cNvPicPr/>
+                  </pic:nvPicPr>
+                  <pic:blipFill>
+                    <a:blip r:embed="rId7"/>
+                    <a:stretch>
+                      <a:fillRect/>
+                    </a:stretch>
+                  </pic:blipFill>
+                  <pic:spPr>
+                    <a:xfrm>
+                      <a:off x="0" y="0"/>
+                      <a:ext cx="3845749" cy="547634"/>
+                    </a:xfrm>
+                    <a:prstGeom prst="rect">
+                      <a:avLst/>
+                    </a:prstGeom>
+                  </pic:spPr>
+                </pic:pic>
+              </a:graphicData>
+            </a:graphic>
+          </wp:inline>
+        </w:drawing>
+      </w:r>
     </w:p>
     <w:p>
       <w:pPr>
@@ -3365,6 +3451,7 @@
         <w:rPr>
           <w:lang w:val="en-US"/>
         </w:rPr>
+        <w:lastRenderedPageBreak/>
         <w:t xml:space="preserve">    int[] grades;</w:t>
       </w:r>
     </w:p>
@@ -3435,7 +3522,6 @@
         <w:rPr>
           <w:lang w:val="en-US"/>
         </w:rPr>
-        <w:lastRenderedPageBreak/>
         <w:t xml:space="preserve">    }</w:t>
       </w:r>
     </w:p>
@@ -4269,6 +4355,46 @@
           <w:color w:val="999999"/>
         </w:rPr>
       </w:pPr>
+      <w:r>
+        <w:rPr>
+          <w:color w:val="999999"/>
+        </w:rPr>
+        <w:drawing>
+          <wp:inline distT="0" distB="0" distL="0" distR="0" wp14:anchorId="54E60060" wp14:editId="6B3665BA">
+            <wp:extent cx="6299835" cy="424180"/>
+            <wp:effectExtent l="0" t="0" r="5715" b="0"/>
+            <wp:docPr id="1523166177" name="Рисунок 1"/>
+            <wp:cNvGraphicFramePr>
+              <a:graphicFrameLocks xmlns:a="http://schemas.openxmlformats.org/drawingml/2006/main" noChangeAspect="1"/>
+            </wp:cNvGraphicFramePr>
+            <a:graphic xmlns:a="http://schemas.openxmlformats.org/drawingml/2006/main">
+              <a:graphicData uri="http://schemas.openxmlformats.org/drawingml/2006/picture">
+                <pic:pic xmlns:pic="http://schemas.openxmlformats.org/drawingml/2006/picture">
+                  <pic:nvPicPr>
+                    <pic:cNvPr id="1523166177" name=""/>
+                    <pic:cNvPicPr/>
+                  </pic:nvPicPr>
+                  <pic:blipFill>
+                    <a:blip r:embed="rId8"/>
+                    <a:stretch>
+                      <a:fillRect/>
+                    </a:stretch>
+                  </pic:blipFill>
+                  <pic:spPr>
+                    <a:xfrm>
+                      <a:off x="0" y="0"/>
+                      <a:ext cx="6299835" cy="424180"/>
+                    </a:xfrm>
+                    <a:prstGeom prst="rect">
+                      <a:avLst/>
+                    </a:prstGeom>
+                  </pic:spPr>
+                </pic:pic>
+              </a:graphicData>
+            </a:graphic>
+          </wp:inline>
+        </w:drawing>
+      </w:r>
     </w:p>
     <w:p>
       <w:pPr>
@@ -4276,7 +4402,6 @@
         <w:jc w:val="center"/>
       </w:pPr>
       <w:r>
-        <w:lastRenderedPageBreak/>
         <w:t>Рисунок 4.3 – Выполнение работы программы для учета студентов</w:t>
       </w:r>
     </w:p>
@@ -4904,6 +5029,7 @@
         <w:rPr>
           <w:lang w:val="en-US"/>
         </w:rPr>
+        <w:lastRenderedPageBreak/>
         <w:t xml:space="preserve">    {</w:t>
       </w:r>
     </w:p>
@@ -5002,827 +5128,827 @@
         <w:rPr>
           <w:lang w:val="en-US"/>
         </w:rPr>
+        <w:t>}</w:t>
+      </w:r>
+    </w:p>
+    <w:p>
+      <w:pPr>
+        <w:pStyle w:val="af0"/>
+        <w:rPr>
+          <w:lang w:val="en-US"/>
+        </w:rPr>
+      </w:pPr>
+      <w:r>
+        <w:rPr>
+          <w:lang w:val="en-US"/>
+        </w:rPr>
+        <w:t>class Program</w:t>
+      </w:r>
+    </w:p>
+    <w:p>
+      <w:pPr>
+        <w:pStyle w:val="af0"/>
+        <w:rPr>
+          <w:lang w:val="en-US"/>
+        </w:rPr>
+      </w:pPr>
+      <w:r>
+        <w:rPr>
+          <w:lang w:val="en-US"/>
+        </w:rPr>
+        <w:t>{</w:t>
+      </w:r>
+    </w:p>
+    <w:p>
+      <w:pPr>
+        <w:pStyle w:val="af0"/>
+        <w:rPr>
+          <w:lang w:val="en-US"/>
+        </w:rPr>
+      </w:pPr>
+      <w:r>
+        <w:rPr>
+          <w:lang w:val="en-US"/>
+        </w:rPr>
+        <w:t xml:space="preserve">    static void Main()</w:t>
+      </w:r>
+    </w:p>
+    <w:p>
+      <w:pPr>
+        <w:pStyle w:val="af0"/>
+        <w:rPr>
+          <w:lang w:val="en-US"/>
+        </w:rPr>
+      </w:pPr>
+      <w:r>
+        <w:rPr>
+          <w:lang w:val="en-US"/>
+        </w:rPr>
+        <w:t xml:space="preserve">    {</w:t>
+      </w:r>
+    </w:p>
+    <w:p>
+      <w:pPr>
+        <w:pStyle w:val="af0"/>
+        <w:rPr>
+          <w:lang w:val="en-US"/>
+        </w:rPr>
+      </w:pPr>
+      <w:r>
+        <w:rPr>
+          <w:lang w:val="en-US"/>
+        </w:rPr>
+        <w:t xml:space="preserve">        // Книги библиотеки</w:t>
+      </w:r>
+    </w:p>
+    <w:p>
+      <w:pPr>
+        <w:pStyle w:val="af0"/>
+        <w:rPr>
+          <w:lang w:val="en-US"/>
+        </w:rPr>
+      </w:pPr>
+      <w:r>
+        <w:rPr>
+          <w:lang w:val="en-US"/>
+        </w:rPr>
+        <w:t xml:space="preserve">        IBook[] books =</w:t>
+      </w:r>
+    </w:p>
+    <w:p>
+      <w:pPr>
+        <w:pStyle w:val="af0"/>
+        <w:rPr>
+          <w:lang w:val="en-US"/>
+        </w:rPr>
+      </w:pPr>
+      <w:r>
+        <w:rPr>
+          <w:lang w:val="en-US"/>
+        </w:rPr>
+        <w:t xml:space="preserve">        {</w:t>
+      </w:r>
+    </w:p>
+    <w:p>
+      <w:pPr>
+        <w:pStyle w:val="af0"/>
+        <w:rPr>
+          <w:lang w:val="en-US"/>
+        </w:rPr>
+      </w:pPr>
+      <w:r>
+        <w:rPr>
+          <w:lang w:val="en-US"/>
+        </w:rPr>
+        <w:t xml:space="preserve">            new PaperBook("Война и мир", 2),</w:t>
+      </w:r>
+    </w:p>
+    <w:p>
+      <w:pPr>
+        <w:pStyle w:val="af0"/>
+        <w:rPr>
+          <w:lang w:val="en-US"/>
+        </w:rPr>
+      </w:pPr>
+      <w:r>
+        <w:rPr>
+          <w:lang w:val="en-US"/>
+        </w:rPr>
+        <w:t xml:space="preserve">            new PaperBook("Евгений Онегин", 1),</w:t>
+      </w:r>
+    </w:p>
+    <w:p>
+      <w:pPr>
+        <w:pStyle w:val="af0"/>
+        <w:rPr>
+          <w:lang w:val="en-US"/>
+        </w:rPr>
+      </w:pPr>
+      <w:r>
+        <w:rPr>
+          <w:lang w:val="en-US"/>
+        </w:rPr>
+        <w:t xml:space="preserve">            new EBook("Идиот")</w:t>
+      </w:r>
+    </w:p>
+    <w:p>
+      <w:pPr>
+        <w:pStyle w:val="af0"/>
+        <w:rPr>
+          <w:lang w:val="en-US"/>
+        </w:rPr>
+      </w:pPr>
+      <w:r>
+        <w:rPr>
+          <w:lang w:val="en-US"/>
+        </w:rPr>
+        <w:t xml:space="preserve">        };</w:t>
+      </w:r>
+    </w:p>
+    <w:p>
+      <w:pPr>
+        <w:pStyle w:val="af0"/>
+        <w:rPr>
+          <w:lang w:val="en-US"/>
+        </w:rPr>
+      </w:pPr>
+      <w:r>
+        <w:rPr>
+          <w:lang w:val="en-US"/>
+        </w:rPr>
+        <w:t xml:space="preserve">        while (true)</w:t>
+      </w:r>
+    </w:p>
+    <w:p>
+      <w:pPr>
+        <w:pStyle w:val="af0"/>
+        <w:rPr>
+          <w:lang w:val="en-US"/>
+        </w:rPr>
+      </w:pPr>
+      <w:r>
+        <w:rPr>
+          <w:lang w:val="en-US"/>
+        </w:rPr>
+        <w:t xml:space="preserve">        {</w:t>
+      </w:r>
+    </w:p>
+    <w:p>
+      <w:pPr>
+        <w:pStyle w:val="af0"/>
+        <w:rPr>
+          <w:lang w:val="en-US"/>
+        </w:rPr>
+      </w:pPr>
+      <w:r>
+        <w:rPr>
+          <w:lang w:val="en-US"/>
+        </w:rPr>
+        <w:t xml:space="preserve">            // Меню</w:t>
+      </w:r>
+    </w:p>
+    <w:p>
+      <w:pPr>
+        <w:pStyle w:val="af0"/>
+        <w:rPr>
+          <w:lang w:val="en-US"/>
+        </w:rPr>
+      </w:pPr>
+      <w:r>
+        <w:rPr>
+          <w:lang w:val="en-US"/>
+        </w:rPr>
+        <w:t xml:space="preserve">            Console.WriteLine("\n1 - список книг");</w:t>
+      </w:r>
+    </w:p>
+    <w:p>
+      <w:pPr>
+        <w:pStyle w:val="af0"/>
+        <w:rPr>
+          <w:lang w:val="en-US"/>
+        </w:rPr>
+      </w:pPr>
+      <w:r>
+        <w:rPr>
+          <w:lang w:val="en-US"/>
+        </w:rPr>
+        <w:t xml:space="preserve">            Console.WriteLine("2 - выдать книгу");</w:t>
+      </w:r>
+    </w:p>
+    <w:p>
+      <w:pPr>
+        <w:pStyle w:val="af0"/>
+        <w:rPr>
+          <w:lang w:val="en-US"/>
+        </w:rPr>
+      </w:pPr>
+      <w:r>
+        <w:rPr>
+          <w:lang w:val="en-US"/>
+        </w:rPr>
+        <w:t xml:space="preserve">            Console.WriteLine("0 - выход");</w:t>
+      </w:r>
+    </w:p>
+    <w:p>
+      <w:pPr>
+        <w:pStyle w:val="af0"/>
+        <w:rPr>
+          <w:lang w:val="en-US"/>
+        </w:rPr>
+      </w:pPr>
+      <w:r>
+        <w:rPr>
+          <w:lang w:val="en-US"/>
+        </w:rPr>
+        <w:t xml:space="preserve">            Console.Write("Выбор: ");</w:t>
+      </w:r>
+    </w:p>
+    <w:p>
+      <w:pPr>
+        <w:pStyle w:val="af0"/>
+        <w:rPr>
+          <w:lang w:val="en-US"/>
+        </w:rPr>
+      </w:pPr>
+      <w:r>
+        <w:rPr>
+          <w:lang w:val="en-US"/>
+        </w:rPr>
+        <w:t xml:space="preserve">            string choice = Console.ReadLine() ?? "";</w:t>
+      </w:r>
+    </w:p>
+    <w:p>
+      <w:pPr>
+        <w:pStyle w:val="af0"/>
+        <w:rPr>
+          <w:lang w:val="en-US"/>
+        </w:rPr>
+      </w:pPr>
+      <w:r>
+        <w:rPr>
+          <w:lang w:val="en-US"/>
+        </w:rPr>
+        <w:t xml:space="preserve">            // Выбор пункта меню</w:t>
+      </w:r>
+    </w:p>
+    <w:p>
+      <w:pPr>
+        <w:pStyle w:val="af0"/>
+        <w:rPr>
+          <w:lang w:val="en-US"/>
+        </w:rPr>
+      </w:pPr>
+      <w:r>
+        <w:rPr>
+          <w:lang w:val="en-US"/>
+        </w:rPr>
+        <w:t xml:space="preserve">            switch (choice)</w:t>
+      </w:r>
+    </w:p>
+    <w:p>
+      <w:pPr>
+        <w:pStyle w:val="af0"/>
+        <w:rPr>
+          <w:lang w:val="en-US"/>
+        </w:rPr>
+      </w:pPr>
+      <w:r>
+        <w:rPr>
+          <w:lang w:val="en-US"/>
+        </w:rPr>
+        <w:t xml:space="preserve">            {</w:t>
+      </w:r>
+    </w:p>
+    <w:p>
+      <w:pPr>
+        <w:pStyle w:val="af0"/>
+        <w:rPr>
+          <w:lang w:val="en-US"/>
+        </w:rPr>
+      </w:pPr>
+      <w:r>
+        <w:rPr>
+          <w:lang w:val="en-US"/>
+        </w:rPr>
+        <w:t xml:space="preserve">                case "1":</w:t>
+      </w:r>
+    </w:p>
+    <w:p>
+      <w:pPr>
+        <w:pStyle w:val="af0"/>
+      </w:pPr>
+      <w:r>
+        <w:rPr>
+          <w:lang w:val="en-US"/>
+        </w:rPr>
+        <w:t xml:space="preserve">                    </w:t>
+      </w:r>
+      <w:r>
+        <w:t>// Вывод списка книг и их доступности</w:t>
+      </w:r>
+    </w:p>
+    <w:p>
+      <w:pPr>
+        <w:pStyle w:val="af0"/>
+        <w:rPr>
+          <w:lang w:val="en-US"/>
+        </w:rPr>
+      </w:pPr>
+      <w:r>
+        <w:t xml:space="preserve">                    </w:t>
+      </w:r>
+      <w:r>
+        <w:rPr>
+          <w:lang w:val="en-US"/>
+        </w:rPr>
+        <w:t>for (int i = 0; i &lt; books.Length; i++)</w:t>
+      </w:r>
+    </w:p>
+    <w:p>
+      <w:pPr>
+        <w:pStyle w:val="af0"/>
+        <w:rPr>
+          <w:lang w:val="en-US"/>
+        </w:rPr>
+      </w:pPr>
+      <w:r>
+        <w:rPr>
+          <w:lang w:val="en-US"/>
+        </w:rPr>
+        <w:t xml:space="preserve">                    {</w:t>
+      </w:r>
+    </w:p>
+    <w:p>
+      <w:pPr>
+        <w:pStyle w:val="af0"/>
+        <w:rPr>
+          <w:lang w:val="en-US"/>
+        </w:rPr>
+      </w:pPr>
+      <w:r>
+        <w:rPr>
+          <w:lang w:val="en-US"/>
+        </w:rPr>
+        <w:t xml:space="preserve">                        string status = books[i].IsAvailable() ? "доступна" : "нет в наличии";</w:t>
+      </w:r>
+    </w:p>
+    <w:p>
+      <w:pPr>
+        <w:pStyle w:val="af0"/>
+        <w:rPr>
+          <w:lang w:val="en-US"/>
+        </w:rPr>
+      </w:pPr>
+      <w:r>
+        <w:rPr>
+          <w:lang w:val="en-US"/>
+        </w:rPr>
+        <w:t xml:space="preserve">                        Console.WriteLine((i + 1) + ". " + books[i].Title + " - " + status);</w:t>
+      </w:r>
+    </w:p>
+    <w:p>
+      <w:pPr>
+        <w:pStyle w:val="af0"/>
+      </w:pPr>
+      <w:r>
+        <w:rPr>
+          <w:lang w:val="en-US"/>
+        </w:rPr>
+        <w:t xml:space="preserve">                    </w:t>
+      </w:r>
+      <w:r>
+        <w:t>}</w:t>
+      </w:r>
+    </w:p>
+    <w:p>
+      <w:pPr>
+        <w:pStyle w:val="af0"/>
+      </w:pPr>
+      <w:r>
+        <w:t xml:space="preserve">                    </w:t>
+      </w:r>
+      <w:r>
+        <w:rPr>
+          <w:lang w:val="en-US"/>
+        </w:rPr>
+        <w:t>break</w:t>
+      </w:r>
+      <w:r>
+        <w:t>;</w:t>
+      </w:r>
+    </w:p>
+    <w:p>
+      <w:pPr>
+        <w:pStyle w:val="af0"/>
+      </w:pPr>
+      <w:r>
+        <w:t xml:space="preserve">                </w:t>
+      </w:r>
+      <w:r>
+        <w:rPr>
+          <w:lang w:val="en-US"/>
+        </w:rPr>
+        <w:t>case</w:t>
+      </w:r>
+      <w:r>
+        <w:t xml:space="preserve"> "2":</w:t>
+      </w:r>
+    </w:p>
+    <w:p>
+      <w:pPr>
+        <w:pStyle w:val="af0"/>
+      </w:pPr>
+      <w:r>
+        <w:t xml:space="preserve">                    // Ввод номера книги с проверкой</w:t>
+      </w:r>
+    </w:p>
+    <w:p>
+      <w:pPr>
+        <w:pStyle w:val="af0"/>
+        <w:rPr>
+          <w:lang w:val="en-US"/>
+        </w:rPr>
+      </w:pPr>
+      <w:r>
+        <w:t xml:space="preserve">                    </w:t>
+      </w:r>
+      <w:r>
+        <w:rPr>
+          <w:lang w:val="en-US"/>
+        </w:rPr>
+        <w:t>Console.Write("Номер книги: ");</w:t>
+      </w:r>
+    </w:p>
+    <w:p>
+      <w:pPr>
+        <w:pStyle w:val="af0"/>
+        <w:rPr>
+          <w:lang w:val="en-US"/>
+        </w:rPr>
+      </w:pPr>
+      <w:r>
+        <w:rPr>
+          <w:lang w:val="en-US"/>
+        </w:rPr>
+        <w:t xml:space="preserve">                    if (!int.TryParse(Console.ReadLine(), out int number) || number &lt; 1 || number &gt; books.Length)</w:t>
+      </w:r>
+    </w:p>
+    <w:p>
+      <w:pPr>
+        <w:pStyle w:val="af0"/>
+      </w:pPr>
+      <w:r>
+        <w:rPr>
+          <w:lang w:val="en-US"/>
+        </w:rPr>
+        <w:t xml:space="preserve">                    </w:t>
+      </w:r>
+      <w:r>
+        <w:t>{</w:t>
+      </w:r>
+    </w:p>
+    <w:p>
+      <w:pPr>
+        <w:pStyle w:val="af0"/>
+      </w:pPr>
+      <w:r>
+        <w:t xml:space="preserve">                        </w:t>
+      </w:r>
+      <w:r>
+        <w:rPr>
+          <w:lang w:val="en-US"/>
+        </w:rPr>
+        <w:t>Console</w:t>
+      </w:r>
+      <w:r>
+        <w:t>.</w:t>
+      </w:r>
+      <w:r>
+        <w:rPr>
+          <w:lang w:val="en-US"/>
+        </w:rPr>
+        <w:t>WriteLine</w:t>
+      </w:r>
+      <w:r>
+        <w:t>("Нет книги с таким номером.");</w:t>
+      </w:r>
+    </w:p>
+    <w:p>
+      <w:pPr>
+        <w:pStyle w:val="af0"/>
+        <w:rPr>
+          <w:lang w:val="en-US"/>
+        </w:rPr>
+      </w:pPr>
+      <w:r>
+        <w:t xml:space="preserve">                        </w:t>
+      </w:r>
+      <w:r>
+        <w:rPr>
+          <w:lang w:val="en-US"/>
+        </w:rPr>
+        <w:t>break;</w:t>
+      </w:r>
+    </w:p>
+    <w:p>
+      <w:pPr>
+        <w:pStyle w:val="af0"/>
+        <w:rPr>
+          <w:lang w:val="en-US"/>
+        </w:rPr>
+      </w:pPr>
+      <w:r>
+        <w:rPr>
+          <w:lang w:val="en-US"/>
+        </w:rPr>
+        <w:t xml:space="preserve">                    }</w:t>
+      </w:r>
+    </w:p>
+    <w:p>
+      <w:pPr>
+        <w:pStyle w:val="af0"/>
+        <w:rPr>
+          <w:lang w:val="en-US"/>
+        </w:rPr>
+      </w:pPr>
+      <w:r>
+        <w:rPr>
+          <w:lang w:val="en-US"/>
+        </w:rPr>
+        <w:t xml:space="preserve">                    // Выдача книги</w:t>
+      </w:r>
+    </w:p>
+    <w:p>
+      <w:pPr>
+        <w:pStyle w:val="af0"/>
+        <w:rPr>
+          <w:lang w:val="en-US"/>
+        </w:rPr>
+      </w:pPr>
+      <w:r>
+        <w:rPr>
+          <w:lang w:val="en-US"/>
+        </w:rPr>
+        <w:t xml:space="preserve">                    IBook book = books[number - 1];</w:t>
+      </w:r>
+    </w:p>
+    <w:p>
+      <w:pPr>
+        <w:pStyle w:val="af0"/>
+        <w:rPr>
+          <w:lang w:val="en-US"/>
+        </w:rPr>
+      </w:pPr>
+      <w:r>
+        <w:rPr>
+          <w:lang w:val="en-US"/>
+        </w:rPr>
+        <w:t xml:space="preserve">                    if (book.Issue())</w:t>
+      </w:r>
+    </w:p>
+    <w:p>
+      <w:pPr>
+        <w:pStyle w:val="af0"/>
+        <w:rPr>
+          <w:lang w:val="en-US"/>
+        </w:rPr>
+      </w:pPr>
+      <w:r>
+        <w:rPr>
+          <w:lang w:val="en-US"/>
+        </w:rPr>
+        <w:t xml:space="preserve">                    {</w:t>
+      </w:r>
+    </w:p>
+    <w:p>
+      <w:pPr>
+        <w:pStyle w:val="af0"/>
+        <w:rPr>
+          <w:lang w:val="en-US"/>
+        </w:rPr>
+      </w:pPr>
+      <w:r>
+        <w:rPr>
+          <w:lang w:val="en-US"/>
+        </w:rPr>
+        <w:t xml:space="preserve">                        Console.WriteLine("Книга выдана: " + book.Title);</w:t>
+      </w:r>
+    </w:p>
+    <w:p>
+      <w:pPr>
+        <w:pStyle w:val="af0"/>
+        <w:rPr>
+          <w:lang w:val="en-US"/>
+        </w:rPr>
+      </w:pPr>
+      <w:r>
+        <w:rPr>
+          <w:lang w:val="en-US"/>
+        </w:rPr>
+        <w:t xml:space="preserve">                    }</w:t>
+      </w:r>
+    </w:p>
+    <w:p>
+      <w:pPr>
+        <w:pStyle w:val="af0"/>
+        <w:rPr>
+          <w:lang w:val="en-US"/>
+        </w:rPr>
+      </w:pPr>
+      <w:r>
+        <w:rPr>
+          <w:lang w:val="en-US"/>
+        </w:rPr>
+        <w:t xml:space="preserve">                    else</w:t>
+      </w:r>
+    </w:p>
+    <w:p>
+      <w:pPr>
+        <w:pStyle w:val="af0"/>
+        <w:rPr>
+          <w:lang w:val="en-US"/>
+        </w:rPr>
+      </w:pPr>
+      <w:r>
+        <w:rPr>
+          <w:lang w:val="en-US"/>
+        </w:rPr>
+        <w:t xml:space="preserve">                    {</w:t>
+      </w:r>
+    </w:p>
+    <w:p>
+      <w:pPr>
+        <w:pStyle w:val="af0"/>
+        <w:rPr>
+          <w:lang w:val="en-US"/>
+        </w:rPr>
+      </w:pPr>
+      <w:r>
+        <w:rPr>
+          <w:lang w:val="en-US"/>
+        </w:rPr>
+        <w:t xml:space="preserve">                        Console.WriteLine("Книга недоступна: " + book.Title);</w:t>
+      </w:r>
+    </w:p>
+    <w:p>
+      <w:pPr>
+        <w:pStyle w:val="af0"/>
+      </w:pPr>
+      <w:r>
+        <w:rPr>
+          <w:lang w:val="en-US"/>
+        </w:rPr>
+        <w:t xml:space="preserve">                    </w:t>
+      </w:r>
+      <w:r>
+        <w:t>}</w:t>
+      </w:r>
+    </w:p>
+    <w:p>
+      <w:pPr>
+        <w:pStyle w:val="af0"/>
+      </w:pPr>
+      <w:r>
+        <w:t xml:space="preserve">                    </w:t>
+      </w:r>
+      <w:r>
+        <w:rPr>
+          <w:lang w:val="en-US"/>
+        </w:rPr>
+        <w:t>break</w:t>
+      </w:r>
+      <w:r>
+        <w:t>;</w:t>
+      </w:r>
+    </w:p>
+    <w:p>
+      <w:pPr>
+        <w:pStyle w:val="af0"/>
+      </w:pPr>
+      <w:r>
+        <w:t xml:space="preserve">                </w:t>
+      </w:r>
+      <w:r>
+        <w:rPr>
+          <w:lang w:val="en-US"/>
+        </w:rPr>
+        <w:t>case</w:t>
+      </w:r>
+      <w:r>
+        <w:t xml:space="preserve"> "0":</w:t>
+      </w:r>
+    </w:p>
+    <w:p>
+      <w:pPr>
+        <w:pStyle w:val="af0"/>
+      </w:pPr>
+      <w:r>
+        <w:t xml:space="preserve">                    // Выход из программы</w:t>
+      </w:r>
+    </w:p>
+    <w:p>
+      <w:pPr>
+        <w:pStyle w:val="af0"/>
+      </w:pPr>
+      <w:r>
+        <w:t xml:space="preserve">                    </w:t>
+      </w:r>
+      <w:r>
+        <w:rPr>
+          <w:lang w:val="en-US"/>
+        </w:rPr>
+        <w:t>return</w:t>
+      </w:r>
+      <w:r>
+        <w:t>;</w:t>
+      </w:r>
+    </w:p>
+    <w:p>
+      <w:pPr>
+        <w:pStyle w:val="af0"/>
+      </w:pPr>
+      <w:r>
+        <w:t xml:space="preserve">                </w:t>
+      </w:r>
+      <w:r>
+        <w:rPr>
+          <w:lang w:val="en-US"/>
+        </w:rPr>
+        <w:t>default</w:t>
+      </w:r>
+      <w:r>
+        <w:t>:</w:t>
+      </w:r>
+    </w:p>
+    <w:p>
+      <w:pPr>
+        <w:pStyle w:val="af0"/>
+      </w:pPr>
+      <w:r>
+        <w:t xml:space="preserve">                    </w:t>
+      </w:r>
+      <w:r>
+        <w:rPr>
+          <w:lang w:val="en-US"/>
+        </w:rPr>
+        <w:t>Console</w:t>
+      </w:r>
+      <w:r>
+        <w:t>.</w:t>
+      </w:r>
+      <w:r>
+        <w:rPr>
+          <w:lang w:val="en-US"/>
+        </w:rPr>
+        <w:t>WriteLine</w:t>
+      </w:r>
+      <w:r>
+        <w:t>("Нет такого пункта меню.");</w:t>
+      </w:r>
+    </w:p>
+    <w:p>
+      <w:pPr>
+        <w:pStyle w:val="af0"/>
+      </w:pPr>
+      <w:r>
+        <w:t xml:space="preserve">                    </w:t>
+      </w:r>
+      <w:r>
+        <w:rPr>
+          <w:lang w:val="en-US"/>
+        </w:rPr>
+        <w:t>break</w:t>
+      </w:r>
+      <w:r>
+        <w:t>;</w:t>
+      </w:r>
+    </w:p>
+    <w:p>
+      <w:pPr>
+        <w:pStyle w:val="af0"/>
+      </w:pPr>
+      <w:r>
         <w:lastRenderedPageBreak/>
-        <w:t>}</w:t>
-      </w:r>
-    </w:p>
-    <w:p>
-      <w:pPr>
-        <w:pStyle w:val="af0"/>
-        <w:rPr>
-          <w:lang w:val="en-US"/>
-        </w:rPr>
-      </w:pPr>
-      <w:r>
-        <w:rPr>
-          <w:lang w:val="en-US"/>
-        </w:rPr>
-        <w:t>class Program</w:t>
-      </w:r>
-    </w:p>
-    <w:p>
-      <w:pPr>
-        <w:pStyle w:val="af0"/>
-        <w:rPr>
-          <w:lang w:val="en-US"/>
-        </w:rPr>
-      </w:pPr>
-      <w:r>
-        <w:rPr>
-          <w:lang w:val="en-US"/>
-        </w:rPr>
-        <w:t>{</w:t>
-      </w:r>
-    </w:p>
-    <w:p>
-      <w:pPr>
-        <w:pStyle w:val="af0"/>
-        <w:rPr>
-          <w:lang w:val="en-US"/>
-        </w:rPr>
-      </w:pPr>
-      <w:r>
-        <w:rPr>
-          <w:lang w:val="en-US"/>
-        </w:rPr>
-        <w:t xml:space="preserve">    static void Main()</w:t>
-      </w:r>
-    </w:p>
-    <w:p>
-      <w:pPr>
-        <w:pStyle w:val="af0"/>
-        <w:rPr>
-          <w:lang w:val="en-US"/>
-        </w:rPr>
-      </w:pPr>
-      <w:r>
-        <w:rPr>
-          <w:lang w:val="en-US"/>
-        </w:rPr>
-        <w:t xml:space="preserve">    {</w:t>
-      </w:r>
-    </w:p>
-    <w:p>
-      <w:pPr>
-        <w:pStyle w:val="af0"/>
-        <w:rPr>
-          <w:lang w:val="en-US"/>
-        </w:rPr>
-      </w:pPr>
-      <w:r>
-        <w:rPr>
-          <w:lang w:val="en-US"/>
-        </w:rPr>
-        <w:t xml:space="preserve">        // Книги библиотеки</w:t>
-      </w:r>
-    </w:p>
-    <w:p>
-      <w:pPr>
-        <w:pStyle w:val="af0"/>
-        <w:rPr>
-          <w:lang w:val="en-US"/>
-        </w:rPr>
-      </w:pPr>
-      <w:r>
-        <w:rPr>
-          <w:lang w:val="en-US"/>
-        </w:rPr>
-        <w:t xml:space="preserve">        IBook[] books =</w:t>
-      </w:r>
-    </w:p>
-    <w:p>
-      <w:pPr>
-        <w:pStyle w:val="af0"/>
-        <w:rPr>
-          <w:lang w:val="en-US"/>
-        </w:rPr>
-      </w:pPr>
-      <w:r>
-        <w:rPr>
-          <w:lang w:val="en-US"/>
-        </w:rPr>
-        <w:t xml:space="preserve">        {</w:t>
-      </w:r>
-    </w:p>
-    <w:p>
-      <w:pPr>
-        <w:pStyle w:val="af0"/>
-        <w:rPr>
-          <w:lang w:val="en-US"/>
-        </w:rPr>
-      </w:pPr>
-      <w:r>
-        <w:rPr>
-          <w:lang w:val="en-US"/>
-        </w:rPr>
-        <w:t xml:space="preserve">            new PaperBook("Война и мир", 2),</w:t>
-      </w:r>
-    </w:p>
-    <w:p>
-      <w:pPr>
-        <w:pStyle w:val="af0"/>
-        <w:rPr>
-          <w:lang w:val="en-US"/>
-        </w:rPr>
-      </w:pPr>
-      <w:r>
-        <w:rPr>
-          <w:lang w:val="en-US"/>
-        </w:rPr>
-        <w:t xml:space="preserve">            new PaperBook("Евгений Онегин", 1),</w:t>
-      </w:r>
-    </w:p>
-    <w:p>
-      <w:pPr>
-        <w:pStyle w:val="af0"/>
-        <w:rPr>
-          <w:lang w:val="en-US"/>
-        </w:rPr>
-      </w:pPr>
-      <w:r>
-        <w:rPr>
-          <w:lang w:val="en-US"/>
-        </w:rPr>
-        <w:t xml:space="preserve">            new EBook("Идиот")</w:t>
-      </w:r>
-    </w:p>
-    <w:p>
-      <w:pPr>
-        <w:pStyle w:val="af0"/>
-        <w:rPr>
-          <w:lang w:val="en-US"/>
-        </w:rPr>
-      </w:pPr>
-      <w:r>
-        <w:rPr>
-          <w:lang w:val="en-US"/>
-        </w:rPr>
-        <w:t xml:space="preserve">        };</w:t>
-      </w:r>
-    </w:p>
-    <w:p>
-      <w:pPr>
-        <w:pStyle w:val="af0"/>
-        <w:rPr>
-          <w:lang w:val="en-US"/>
-        </w:rPr>
-      </w:pPr>
-      <w:r>
-        <w:rPr>
-          <w:lang w:val="en-US"/>
-        </w:rPr>
-        <w:t xml:space="preserve">        while (true)</w:t>
-      </w:r>
-    </w:p>
-    <w:p>
-      <w:pPr>
-        <w:pStyle w:val="af0"/>
-        <w:rPr>
-          <w:lang w:val="en-US"/>
-        </w:rPr>
-      </w:pPr>
-      <w:r>
-        <w:rPr>
-          <w:lang w:val="en-US"/>
-        </w:rPr>
-        <w:t xml:space="preserve">        {</w:t>
-      </w:r>
-    </w:p>
-    <w:p>
-      <w:pPr>
-        <w:pStyle w:val="af0"/>
-        <w:rPr>
-          <w:lang w:val="en-US"/>
-        </w:rPr>
-      </w:pPr>
-      <w:r>
-        <w:rPr>
-          <w:lang w:val="en-US"/>
-        </w:rPr>
-        <w:t xml:space="preserve">            // Меню</w:t>
-      </w:r>
-    </w:p>
-    <w:p>
-      <w:pPr>
-        <w:pStyle w:val="af0"/>
-        <w:rPr>
-          <w:lang w:val="en-US"/>
-        </w:rPr>
-      </w:pPr>
-      <w:r>
-        <w:rPr>
-          <w:lang w:val="en-US"/>
-        </w:rPr>
-        <w:t xml:space="preserve">            Console.WriteLine("\n1 - список книг");</w:t>
-      </w:r>
-    </w:p>
-    <w:p>
-      <w:pPr>
-        <w:pStyle w:val="af0"/>
-        <w:rPr>
-          <w:lang w:val="en-US"/>
-        </w:rPr>
-      </w:pPr>
-      <w:r>
-        <w:rPr>
-          <w:lang w:val="en-US"/>
-        </w:rPr>
-        <w:t xml:space="preserve">            Console.WriteLine("2 - выдать книгу");</w:t>
-      </w:r>
-    </w:p>
-    <w:p>
-      <w:pPr>
-        <w:pStyle w:val="af0"/>
-        <w:rPr>
-          <w:lang w:val="en-US"/>
-        </w:rPr>
-      </w:pPr>
-      <w:r>
-        <w:rPr>
-          <w:lang w:val="en-US"/>
-        </w:rPr>
-        <w:t xml:space="preserve">            Console.WriteLine("0 - выход");</w:t>
-      </w:r>
-    </w:p>
-    <w:p>
-      <w:pPr>
-        <w:pStyle w:val="af0"/>
-        <w:rPr>
-          <w:lang w:val="en-US"/>
-        </w:rPr>
-      </w:pPr>
-      <w:r>
-        <w:rPr>
-          <w:lang w:val="en-US"/>
-        </w:rPr>
-        <w:t xml:space="preserve">            Console.Write("Выбор: ");</w:t>
-      </w:r>
-    </w:p>
-    <w:p>
-      <w:pPr>
-        <w:pStyle w:val="af0"/>
-        <w:rPr>
-          <w:lang w:val="en-US"/>
-        </w:rPr>
-      </w:pPr>
-      <w:r>
-        <w:rPr>
-          <w:lang w:val="en-US"/>
-        </w:rPr>
-        <w:t xml:space="preserve">            string choice = Console.ReadLine() ?? "";</w:t>
-      </w:r>
-    </w:p>
-    <w:p>
-      <w:pPr>
-        <w:pStyle w:val="af0"/>
-        <w:rPr>
-          <w:lang w:val="en-US"/>
-        </w:rPr>
-      </w:pPr>
-      <w:r>
-        <w:rPr>
-          <w:lang w:val="en-US"/>
-        </w:rPr>
-        <w:t xml:space="preserve">            // Выбор пункта меню</w:t>
-      </w:r>
-    </w:p>
-    <w:p>
-      <w:pPr>
-        <w:pStyle w:val="af0"/>
-        <w:rPr>
-          <w:lang w:val="en-US"/>
-        </w:rPr>
-      </w:pPr>
-      <w:r>
-        <w:rPr>
-          <w:lang w:val="en-US"/>
-        </w:rPr>
-        <w:t xml:space="preserve">            switch (choice)</w:t>
-      </w:r>
-    </w:p>
-    <w:p>
-      <w:pPr>
-        <w:pStyle w:val="af0"/>
-        <w:rPr>
-          <w:lang w:val="en-US"/>
-        </w:rPr>
-      </w:pPr>
-      <w:r>
-        <w:rPr>
-          <w:lang w:val="en-US"/>
-        </w:rPr>
-        <w:t xml:space="preserve">            {</w:t>
-      </w:r>
-    </w:p>
-    <w:p>
-      <w:pPr>
-        <w:pStyle w:val="af0"/>
-        <w:rPr>
-          <w:lang w:val="en-US"/>
-        </w:rPr>
-      </w:pPr>
-      <w:r>
-        <w:rPr>
-          <w:lang w:val="en-US"/>
-        </w:rPr>
-        <w:t xml:space="preserve">                case "1":</w:t>
-      </w:r>
-    </w:p>
-    <w:p>
-      <w:pPr>
-        <w:pStyle w:val="af0"/>
-      </w:pPr>
-      <w:r>
-        <w:rPr>
-          <w:lang w:val="en-US"/>
-        </w:rPr>
-        <w:t xml:space="preserve">                    </w:t>
-      </w:r>
-      <w:r>
-        <w:t>// Вывод списка книг и их доступности</w:t>
-      </w:r>
-    </w:p>
-    <w:p>
-      <w:pPr>
-        <w:pStyle w:val="af0"/>
-        <w:rPr>
-          <w:lang w:val="en-US"/>
-        </w:rPr>
-      </w:pPr>
-      <w:r>
-        <w:t xml:space="preserve">                    </w:t>
-      </w:r>
-      <w:r>
-        <w:rPr>
-          <w:lang w:val="en-US"/>
-        </w:rPr>
-        <w:t>for (int i = 0; i &lt; books.Length; i++)</w:t>
-      </w:r>
-    </w:p>
-    <w:p>
-      <w:pPr>
-        <w:pStyle w:val="af0"/>
-        <w:rPr>
-          <w:lang w:val="en-US"/>
-        </w:rPr>
-      </w:pPr>
-      <w:r>
-        <w:rPr>
-          <w:lang w:val="en-US"/>
-        </w:rPr>
-        <w:t xml:space="preserve">                    {</w:t>
-      </w:r>
-    </w:p>
-    <w:p>
-      <w:pPr>
-        <w:pStyle w:val="af0"/>
-        <w:rPr>
-          <w:lang w:val="en-US"/>
-        </w:rPr>
-      </w:pPr>
-      <w:r>
-        <w:rPr>
-          <w:lang w:val="en-US"/>
-        </w:rPr>
-        <w:t xml:space="preserve">                        string status = books[i].IsAvailable() ? "доступна" : "нет в наличии";</w:t>
-      </w:r>
-    </w:p>
-    <w:p>
-      <w:pPr>
-        <w:pStyle w:val="af0"/>
-        <w:rPr>
-          <w:lang w:val="en-US"/>
-        </w:rPr>
-      </w:pPr>
-      <w:r>
-        <w:rPr>
-          <w:lang w:val="en-US"/>
-        </w:rPr>
-        <w:t xml:space="preserve">                        Console.WriteLine((i + 1) + ". " + books[i].Title + " - " + status);</w:t>
-      </w:r>
-    </w:p>
-    <w:p>
-      <w:pPr>
-        <w:pStyle w:val="af0"/>
-      </w:pPr>
-      <w:r>
-        <w:rPr>
-          <w:lang w:val="en-US"/>
-        </w:rPr>
-        <w:t xml:space="preserve">                    </w:t>
-      </w:r>
-      <w:r>
-        <w:t>}</w:t>
-      </w:r>
-    </w:p>
-    <w:p>
-      <w:pPr>
-        <w:pStyle w:val="af0"/>
-      </w:pPr>
-      <w:r>
-        <w:t xml:space="preserve">                    </w:t>
-      </w:r>
-      <w:r>
-        <w:rPr>
-          <w:lang w:val="en-US"/>
-        </w:rPr>
-        <w:t>break</w:t>
-      </w:r>
-      <w:r>
-        <w:t>;</w:t>
-      </w:r>
-    </w:p>
-    <w:p>
-      <w:pPr>
-        <w:pStyle w:val="af0"/>
-      </w:pPr>
-      <w:r>
-        <w:t xml:space="preserve">                </w:t>
-      </w:r>
-      <w:r>
-        <w:rPr>
-          <w:lang w:val="en-US"/>
-        </w:rPr>
-        <w:t>case</w:t>
-      </w:r>
-      <w:r>
-        <w:t xml:space="preserve"> "2":</w:t>
-      </w:r>
-    </w:p>
-    <w:p>
-      <w:pPr>
-        <w:pStyle w:val="af0"/>
-      </w:pPr>
-      <w:r>
-        <w:t xml:space="preserve">                    // Ввод номера книги с проверкой</w:t>
-      </w:r>
-    </w:p>
-    <w:p>
-      <w:pPr>
-        <w:pStyle w:val="af0"/>
-        <w:rPr>
-          <w:lang w:val="en-US"/>
-        </w:rPr>
-      </w:pPr>
-      <w:r>
-        <w:t xml:space="preserve">                    </w:t>
-      </w:r>
-      <w:r>
-        <w:rPr>
-          <w:lang w:val="en-US"/>
-        </w:rPr>
-        <w:t>Console.Write("Номер книги: ");</w:t>
-      </w:r>
-    </w:p>
-    <w:p>
-      <w:pPr>
-        <w:pStyle w:val="af0"/>
-        <w:rPr>
-          <w:lang w:val="en-US"/>
-        </w:rPr>
-      </w:pPr>
-      <w:r>
-        <w:rPr>
-          <w:lang w:val="en-US"/>
-        </w:rPr>
-        <w:t xml:space="preserve">                    if (!int.TryParse(Console.ReadLine(), out int number) || number &lt; 1 || number &gt; books.Length)</w:t>
-      </w:r>
-    </w:p>
-    <w:p>
-      <w:pPr>
-        <w:pStyle w:val="af0"/>
-      </w:pPr>
-      <w:r>
-        <w:rPr>
-          <w:lang w:val="en-US"/>
-        </w:rPr>
-        <w:t xml:space="preserve">                    </w:t>
-      </w:r>
-      <w:r>
-        <w:t>{</w:t>
-      </w:r>
-    </w:p>
-    <w:p>
-      <w:pPr>
-        <w:pStyle w:val="af0"/>
-      </w:pPr>
-      <w:r>
-        <w:t xml:space="preserve">                        </w:t>
-      </w:r>
-      <w:r>
-        <w:rPr>
-          <w:lang w:val="en-US"/>
-        </w:rPr>
-        <w:t>Console</w:t>
-      </w:r>
-      <w:r>
-        <w:t>.</w:t>
-      </w:r>
-      <w:r>
-        <w:rPr>
-          <w:lang w:val="en-US"/>
-        </w:rPr>
-        <w:t>WriteLine</w:t>
-      </w:r>
-      <w:r>
-        <w:t>("Нет книги с таким номером.");</w:t>
-      </w:r>
-    </w:p>
-    <w:p>
-      <w:pPr>
-        <w:pStyle w:val="af0"/>
-        <w:rPr>
-          <w:lang w:val="en-US"/>
-        </w:rPr>
-      </w:pPr>
-      <w:r>
-        <w:t xml:space="preserve">                        </w:t>
-      </w:r>
-      <w:r>
-        <w:rPr>
-          <w:lang w:val="en-US"/>
-        </w:rPr>
-        <w:t>break;</w:t>
-      </w:r>
-    </w:p>
-    <w:p>
-      <w:pPr>
-        <w:pStyle w:val="af0"/>
-        <w:rPr>
-          <w:lang w:val="en-US"/>
-        </w:rPr>
-      </w:pPr>
-      <w:r>
-        <w:rPr>
-          <w:lang w:val="en-US"/>
-        </w:rPr>
-        <w:t xml:space="preserve">                    }</w:t>
-      </w:r>
-    </w:p>
-    <w:p>
-      <w:pPr>
-        <w:pStyle w:val="af0"/>
-        <w:rPr>
-          <w:lang w:val="en-US"/>
-        </w:rPr>
-      </w:pPr>
-      <w:r>
-        <w:rPr>
-          <w:lang w:val="en-US"/>
-        </w:rPr>
-        <w:t xml:space="preserve">                    // Выдача книги</w:t>
-      </w:r>
-    </w:p>
-    <w:p>
-      <w:pPr>
-        <w:pStyle w:val="af0"/>
-        <w:rPr>
-          <w:lang w:val="en-US"/>
-        </w:rPr>
-      </w:pPr>
-      <w:r>
-        <w:rPr>
-          <w:lang w:val="en-US"/>
-        </w:rPr>
-        <w:t xml:space="preserve">                    IBook book = books[number - 1];</w:t>
-      </w:r>
-    </w:p>
-    <w:p>
-      <w:pPr>
-        <w:pStyle w:val="af0"/>
-        <w:rPr>
-          <w:lang w:val="en-US"/>
-        </w:rPr>
-      </w:pPr>
-      <w:r>
-        <w:rPr>
-          <w:lang w:val="en-US"/>
-        </w:rPr>
-        <w:t xml:space="preserve">                    if (book.Issue())</w:t>
-      </w:r>
-    </w:p>
-    <w:p>
-      <w:pPr>
-        <w:pStyle w:val="af0"/>
-        <w:rPr>
-          <w:lang w:val="en-US"/>
-        </w:rPr>
-      </w:pPr>
-      <w:r>
-        <w:rPr>
-          <w:lang w:val="en-US"/>
-        </w:rPr>
-        <w:t xml:space="preserve">                    {</w:t>
-      </w:r>
-    </w:p>
-    <w:p>
-      <w:pPr>
-        <w:pStyle w:val="af0"/>
-        <w:rPr>
-          <w:lang w:val="en-US"/>
-        </w:rPr>
-      </w:pPr>
-      <w:r>
-        <w:rPr>
-          <w:lang w:val="en-US"/>
-        </w:rPr>
-        <w:t xml:space="preserve">                        Console.WriteLine("Книга выдана: " + book.Title);</w:t>
-      </w:r>
-    </w:p>
-    <w:p>
-      <w:pPr>
-        <w:pStyle w:val="af0"/>
-        <w:rPr>
-          <w:lang w:val="en-US"/>
-        </w:rPr>
-      </w:pPr>
-      <w:r>
-        <w:rPr>
-          <w:lang w:val="en-US"/>
-        </w:rPr>
-        <w:t xml:space="preserve">                    }</w:t>
-      </w:r>
-    </w:p>
-    <w:p>
-      <w:pPr>
-        <w:pStyle w:val="af0"/>
-        <w:rPr>
-          <w:lang w:val="en-US"/>
-        </w:rPr>
-      </w:pPr>
-      <w:r>
-        <w:rPr>
-          <w:lang w:val="en-US"/>
-        </w:rPr>
-        <w:t xml:space="preserve">                    else</w:t>
-      </w:r>
-    </w:p>
-    <w:p>
-      <w:pPr>
-        <w:pStyle w:val="af0"/>
-        <w:rPr>
-          <w:lang w:val="en-US"/>
-        </w:rPr>
-      </w:pPr>
-      <w:r>
-        <w:rPr>
-          <w:lang w:val="en-US"/>
-        </w:rPr>
-        <w:t xml:space="preserve">                    {</w:t>
-      </w:r>
-    </w:p>
-    <w:p>
-      <w:pPr>
-        <w:pStyle w:val="af0"/>
-        <w:rPr>
-          <w:lang w:val="en-US"/>
-        </w:rPr>
-      </w:pPr>
-      <w:r>
-        <w:rPr>
-          <w:lang w:val="en-US"/>
-        </w:rPr>
-        <w:t xml:space="preserve">                        Console.WriteLine("Книга недоступна: " + book.Title);</w:t>
-      </w:r>
-    </w:p>
-    <w:p>
-      <w:pPr>
-        <w:pStyle w:val="af0"/>
-      </w:pPr>
-      <w:r>
-        <w:rPr>
-          <w:lang w:val="en-US"/>
-        </w:rPr>
-        <w:t xml:space="preserve">                    </w:t>
-      </w:r>
-      <w:r>
-        <w:t>}</w:t>
-      </w:r>
-    </w:p>
-    <w:p>
-      <w:pPr>
-        <w:pStyle w:val="af0"/>
-      </w:pPr>
-      <w:r>
-        <w:t xml:space="preserve">                    </w:t>
-      </w:r>
-      <w:r>
-        <w:rPr>
-          <w:lang w:val="en-US"/>
-        </w:rPr>
-        <w:t>break</w:t>
-      </w:r>
-      <w:r>
-        <w:t>;</w:t>
-      </w:r>
-    </w:p>
-    <w:p>
-      <w:pPr>
-        <w:pStyle w:val="af0"/>
-      </w:pPr>
-      <w:r>
-        <w:t xml:space="preserve">                </w:t>
-      </w:r>
-      <w:r>
-        <w:rPr>
-          <w:lang w:val="en-US"/>
-        </w:rPr>
-        <w:t>case</w:t>
-      </w:r>
-      <w:r>
-        <w:t xml:space="preserve"> "0":</w:t>
-      </w:r>
-    </w:p>
-    <w:p>
-      <w:pPr>
-        <w:pStyle w:val="af0"/>
-      </w:pPr>
-      <w:r>
-        <w:t xml:space="preserve">                    // Выход из программы</w:t>
-      </w:r>
-    </w:p>
-    <w:p>
-      <w:pPr>
-        <w:pStyle w:val="af0"/>
-      </w:pPr>
-      <w:r>
-        <w:t xml:space="preserve">                    </w:t>
-      </w:r>
-      <w:r>
-        <w:rPr>
-          <w:lang w:val="en-US"/>
-        </w:rPr>
-        <w:t>return</w:t>
-      </w:r>
-      <w:r>
-        <w:t>;</w:t>
-      </w:r>
-    </w:p>
-    <w:p>
-      <w:pPr>
-        <w:pStyle w:val="af0"/>
-      </w:pPr>
-      <w:r>
-        <w:t xml:space="preserve">                </w:t>
-      </w:r>
-      <w:r>
-        <w:rPr>
-          <w:lang w:val="en-US"/>
-        </w:rPr>
-        <w:t>default</w:t>
-      </w:r>
-      <w:r>
-        <w:t>:</w:t>
-      </w:r>
-    </w:p>
-    <w:p>
-      <w:pPr>
-        <w:pStyle w:val="af0"/>
-      </w:pPr>
-      <w:r>
-        <w:t xml:space="preserve">                    </w:t>
-      </w:r>
-      <w:r>
-        <w:rPr>
-          <w:lang w:val="en-US"/>
-        </w:rPr>
-        <w:t>Console</w:t>
-      </w:r>
-      <w:r>
-        <w:t>.</w:t>
-      </w:r>
-      <w:r>
-        <w:rPr>
-          <w:lang w:val="en-US"/>
-        </w:rPr>
-        <w:t>WriteLine</w:t>
-      </w:r>
-      <w:r>
-        <w:t>("Нет такого пункта меню.");</w:t>
-      </w:r>
-    </w:p>
-    <w:p>
-      <w:pPr>
-        <w:pStyle w:val="af0"/>
-      </w:pPr>
-      <w:r>
-        <w:t xml:space="preserve">                    </w:t>
-      </w:r>
-      <w:r>
-        <w:rPr>
-          <w:lang w:val="en-US"/>
-        </w:rPr>
-        <w:t>break</w:t>
-      </w:r>
-      <w:r>
-        <w:t>;</w:t>
-      </w:r>
-    </w:p>
-    <w:p>
-      <w:pPr>
-        <w:pStyle w:val="af0"/>
-      </w:pPr>
-      <w:r>
         <w:t xml:space="preserve">            }</w:t>
       </w:r>
     </w:p>
@@ -5861,7 +5987,6 @@
     </w:p>
     <w:p>
       <w:r>
-        <w:lastRenderedPageBreak/>
         <w:t>Результат выполненной программы в среде программирования Visual Studio представлен на рисунке 4.4.</w:t>
       </w:r>
     </w:p>
@@ -5873,6 +5998,46 @@
           <w:color w:val="999999"/>
         </w:rPr>
       </w:pPr>
+      <w:r>
+        <w:rPr>
+          <w:color w:val="999999"/>
+        </w:rPr>
+        <w:drawing>
+          <wp:inline distT="0" distB="0" distL="0" distR="0" wp14:anchorId="40D83CAF" wp14:editId="3B8EBE79">
+            <wp:extent cx="2333625" cy="2414896"/>
+            <wp:effectExtent l="0" t="0" r="0" b="5080"/>
+            <wp:docPr id="963514333" name="Рисунок 1"/>
+            <wp:cNvGraphicFramePr>
+              <a:graphicFrameLocks xmlns:a="http://schemas.openxmlformats.org/drawingml/2006/main" noChangeAspect="1"/>
+            </wp:cNvGraphicFramePr>
+            <a:graphic xmlns:a="http://schemas.openxmlformats.org/drawingml/2006/main">
+              <a:graphicData uri="http://schemas.openxmlformats.org/drawingml/2006/picture">
+                <pic:pic xmlns:pic="http://schemas.openxmlformats.org/drawingml/2006/picture">
+                  <pic:nvPicPr>
+                    <pic:cNvPr id="963514333" name=""/>
+                    <pic:cNvPicPr/>
+                  </pic:nvPicPr>
+                  <pic:blipFill>
+                    <a:blip r:embed="rId9"/>
+                    <a:stretch>
+                      <a:fillRect/>
+                    </a:stretch>
+                  </pic:blipFill>
+                  <pic:spPr>
+                    <a:xfrm>
+                      <a:off x="0" y="0"/>
+                      <a:ext cx="2342427" cy="2424004"/>
+                    </a:xfrm>
+                    <a:prstGeom prst="rect">
+                      <a:avLst/>
+                    </a:prstGeom>
+                  </pic:spPr>
+                </pic:pic>
+              </a:graphicData>
+            </a:graphic>
+          </wp:inline>
+        </w:drawing>
+      </w:r>
     </w:p>
     <w:p>
       <w:pPr>
@@ -6289,6 +6454,7 @@
         <w:pStyle w:val="af0"/>
       </w:pPr>
       <w:r>
+        <w:lastRenderedPageBreak/>
         <w:t xml:space="preserve">            }</w:t>
       </w:r>
     </w:p>
@@ -6575,643 +6741,643 @@
         <w:rPr>
           <w:lang w:val="en-US"/>
         </w:rPr>
+        <w:t xml:space="preserve">            SetPoint(x1, y1);</w:t>
+      </w:r>
+    </w:p>
+    <w:p>
+      <w:pPr>
+        <w:pStyle w:val="af0"/>
+        <w:rPr>
+          <w:lang w:val="en-US"/>
+        </w:rPr>
+      </w:pPr>
+      <w:r>
+        <w:rPr>
+          <w:lang w:val="en-US"/>
+        </w:rPr>
+        <w:t xml:space="preserve">            return;</w:t>
+      </w:r>
+    </w:p>
+    <w:p>
+      <w:pPr>
+        <w:pStyle w:val="af0"/>
+        <w:rPr>
+          <w:lang w:val="en-US"/>
+        </w:rPr>
+      </w:pPr>
+      <w:r>
+        <w:rPr>
+          <w:lang w:val="en-US"/>
+        </w:rPr>
+        <w:t xml:space="preserve">        }</w:t>
+      </w:r>
+    </w:p>
+    <w:p>
+      <w:pPr>
+        <w:pStyle w:val="af0"/>
+        <w:rPr>
+          <w:lang w:val="en-US"/>
+        </w:rPr>
+      </w:pPr>
+      <w:r>
+        <w:rPr>
+          <w:lang w:val="en-US"/>
+        </w:rPr>
+        <w:t xml:space="preserve">        for (int i = 0; i &lt;= steps; i++)</w:t>
+      </w:r>
+    </w:p>
+    <w:p>
+      <w:pPr>
+        <w:pStyle w:val="af0"/>
+        <w:rPr>
+          <w:lang w:val="en-US"/>
+        </w:rPr>
+      </w:pPr>
+      <w:r>
+        <w:rPr>
+          <w:lang w:val="en-US"/>
+        </w:rPr>
+        <w:t xml:space="preserve">        {</w:t>
+      </w:r>
+    </w:p>
+    <w:p>
+      <w:pPr>
+        <w:pStyle w:val="af0"/>
+        <w:rPr>
+          <w:lang w:val="en-US"/>
+        </w:rPr>
+      </w:pPr>
+      <w:r>
+        <w:rPr>
+          <w:lang w:val="en-US"/>
+        </w:rPr>
+        <w:t xml:space="preserve">            int x = x1 + (int)Math.Round((double)dx * i / steps);</w:t>
+      </w:r>
+    </w:p>
+    <w:p>
+      <w:pPr>
+        <w:pStyle w:val="af0"/>
+        <w:rPr>
+          <w:lang w:val="en-US"/>
+        </w:rPr>
+      </w:pPr>
+      <w:r>
+        <w:rPr>
+          <w:lang w:val="en-US"/>
+        </w:rPr>
+        <w:t xml:space="preserve">            int y = y1 + (int)Math.Round((double)dy * i / steps);</w:t>
+      </w:r>
+    </w:p>
+    <w:p>
+      <w:pPr>
+        <w:pStyle w:val="af0"/>
+      </w:pPr>
+      <w:r>
+        <w:rPr>
+          <w:lang w:val="en-US"/>
+        </w:rPr>
+        <w:t xml:space="preserve">            SetPoint</w:t>
+      </w:r>
+      <w:r>
+        <w:t>(</w:t>
+      </w:r>
+      <w:r>
+        <w:rPr>
+          <w:lang w:val="en-US"/>
+        </w:rPr>
+        <w:t>x</w:t>
+      </w:r>
+      <w:r>
+        <w:t xml:space="preserve">, </w:t>
+      </w:r>
+      <w:r>
+        <w:rPr>
+          <w:lang w:val="en-US"/>
+        </w:rPr>
+        <w:t>y</w:t>
+      </w:r>
+      <w:r>
+        <w:t>);</w:t>
+      </w:r>
+    </w:p>
+    <w:p>
+      <w:pPr>
+        <w:pStyle w:val="af0"/>
+      </w:pPr>
+      <w:r>
+        <w:t xml:space="preserve">        }</w:t>
+      </w:r>
+    </w:p>
+    <w:p>
+      <w:pPr>
+        <w:pStyle w:val="af0"/>
+      </w:pPr>
+      <w:r>
+        <w:t xml:space="preserve">    }</w:t>
+      </w:r>
+    </w:p>
+    <w:p>
+      <w:pPr>
+        <w:pStyle w:val="af0"/>
+      </w:pPr>
+      <w:r>
+        <w:t xml:space="preserve">    // Круг: точки окружности (по ширине в 2 раза больше, так как символы выше, чем шире)</w:t>
+      </w:r>
+    </w:p>
+    <w:p>
+      <w:pPr>
+        <w:pStyle w:val="af0"/>
+        <w:rPr>
+          <w:lang w:val="en-US"/>
+        </w:rPr>
+      </w:pPr>
+      <w:r>
+        <w:t xml:space="preserve">    </w:t>
+      </w:r>
+      <w:r>
+        <w:rPr>
+          <w:lang w:val="en-US"/>
+        </w:rPr>
+        <w:t>public void DrawCircle(int cx, int cy, int r)</w:t>
+      </w:r>
+    </w:p>
+    <w:p>
+      <w:pPr>
+        <w:pStyle w:val="af0"/>
+        <w:rPr>
+          <w:lang w:val="en-US"/>
+        </w:rPr>
+      </w:pPr>
+      <w:r>
+        <w:rPr>
+          <w:lang w:val="en-US"/>
+        </w:rPr>
+        <w:t xml:space="preserve">    {</w:t>
+      </w:r>
+    </w:p>
+    <w:p>
+      <w:pPr>
+        <w:pStyle w:val="af0"/>
+        <w:rPr>
+          <w:lang w:val="en-US"/>
+        </w:rPr>
+      </w:pPr>
+      <w:r>
+        <w:rPr>
+          <w:lang w:val="en-US"/>
+        </w:rPr>
+        <w:t xml:space="preserve">        for (int angle = 0; angle &lt; 360; angle++)</w:t>
+      </w:r>
+    </w:p>
+    <w:p>
+      <w:pPr>
+        <w:pStyle w:val="af0"/>
+        <w:rPr>
+          <w:lang w:val="en-US"/>
+        </w:rPr>
+      </w:pPr>
+      <w:r>
+        <w:rPr>
+          <w:lang w:val="en-US"/>
+        </w:rPr>
+        <w:t xml:space="preserve">        {</w:t>
+      </w:r>
+    </w:p>
+    <w:p>
+      <w:pPr>
+        <w:pStyle w:val="af0"/>
+        <w:rPr>
+          <w:lang w:val="en-US"/>
+        </w:rPr>
+      </w:pPr>
+      <w:r>
+        <w:rPr>
+          <w:lang w:val="en-US"/>
+        </w:rPr>
+        <w:t xml:space="preserve">            double a = angle * Math.PI / 180;</w:t>
+      </w:r>
+    </w:p>
+    <w:p>
+      <w:pPr>
+        <w:pStyle w:val="af0"/>
+        <w:rPr>
+          <w:lang w:val="en-US"/>
+        </w:rPr>
+      </w:pPr>
+      <w:r>
+        <w:rPr>
+          <w:lang w:val="en-US"/>
+        </w:rPr>
+        <w:t xml:space="preserve">            int x = cx + (int)Math.Round(2 * r * Math.Cos(a));</w:t>
+      </w:r>
+    </w:p>
+    <w:p>
+      <w:pPr>
+        <w:pStyle w:val="af0"/>
+        <w:rPr>
+          <w:lang w:val="en-US"/>
+        </w:rPr>
+      </w:pPr>
+      <w:r>
+        <w:rPr>
+          <w:lang w:val="en-US"/>
+        </w:rPr>
+        <w:t xml:space="preserve">            int y = cy + (int)Math.Round(r * Math.Sin(a));</w:t>
+      </w:r>
+    </w:p>
+    <w:p>
+      <w:pPr>
+        <w:pStyle w:val="af0"/>
+      </w:pPr>
+      <w:r>
+        <w:rPr>
+          <w:lang w:val="en-US"/>
+        </w:rPr>
+        <w:t xml:space="preserve">            SetPoint</w:t>
+      </w:r>
+      <w:r>
+        <w:t>(</w:t>
+      </w:r>
+      <w:r>
+        <w:rPr>
+          <w:lang w:val="en-US"/>
+        </w:rPr>
+        <w:t>x</w:t>
+      </w:r>
+      <w:r>
+        <w:t xml:space="preserve">, </w:t>
+      </w:r>
+      <w:r>
+        <w:rPr>
+          <w:lang w:val="en-US"/>
+        </w:rPr>
+        <w:t>y</w:t>
+      </w:r>
+      <w:r>
+        <w:t>);</w:t>
+      </w:r>
+    </w:p>
+    <w:p>
+      <w:pPr>
+        <w:pStyle w:val="af0"/>
+      </w:pPr>
+      <w:r>
+        <w:t xml:space="preserve">        }</w:t>
+      </w:r>
+    </w:p>
+    <w:p>
+      <w:pPr>
+        <w:pStyle w:val="af0"/>
+      </w:pPr>
+      <w:r>
+        <w:t xml:space="preserve">    }</w:t>
+      </w:r>
+    </w:p>
+    <w:p>
+      <w:pPr>
+        <w:pStyle w:val="af0"/>
+      </w:pPr>
+      <w:r>
+        <w:t xml:space="preserve">    // Прямоугольник: четыре линии</w:t>
+      </w:r>
+    </w:p>
+    <w:p>
+      <w:pPr>
+        <w:pStyle w:val="af0"/>
+        <w:rPr>
+          <w:lang w:val="en-US"/>
+        </w:rPr>
+      </w:pPr>
+      <w:r>
+        <w:t xml:space="preserve">    </w:t>
+      </w:r>
+      <w:r>
+        <w:rPr>
+          <w:lang w:val="en-US"/>
+        </w:rPr>
+        <w:t>public void DrawRectangle(int x, int y, int w, int h)</w:t>
+      </w:r>
+    </w:p>
+    <w:p>
+      <w:pPr>
+        <w:pStyle w:val="af0"/>
+        <w:rPr>
+          <w:lang w:val="en-US"/>
+        </w:rPr>
+      </w:pPr>
+      <w:r>
+        <w:rPr>
+          <w:lang w:val="en-US"/>
+        </w:rPr>
+        <w:t xml:space="preserve">    {</w:t>
+      </w:r>
+    </w:p>
+    <w:p>
+      <w:pPr>
+        <w:pStyle w:val="af0"/>
+        <w:rPr>
+          <w:lang w:val="en-US"/>
+        </w:rPr>
+      </w:pPr>
+      <w:r>
+        <w:rPr>
+          <w:lang w:val="en-US"/>
+        </w:rPr>
+        <w:t xml:space="preserve">        DrawLine(x, y, x + w, y);</w:t>
+      </w:r>
+    </w:p>
+    <w:p>
+      <w:pPr>
+        <w:pStyle w:val="af0"/>
+        <w:rPr>
+          <w:lang w:val="en-US"/>
+        </w:rPr>
+      </w:pPr>
+      <w:r>
+        <w:rPr>
+          <w:lang w:val="en-US"/>
+        </w:rPr>
+        <w:t xml:space="preserve">        DrawLine(x + w, y, x + w, y + h);</w:t>
+      </w:r>
+    </w:p>
+    <w:p>
+      <w:pPr>
+        <w:pStyle w:val="af0"/>
+        <w:rPr>
+          <w:lang w:val="en-US"/>
+        </w:rPr>
+      </w:pPr>
+      <w:r>
+        <w:rPr>
+          <w:lang w:val="en-US"/>
+        </w:rPr>
+        <w:t xml:space="preserve">        DrawLine(x + w, y + h, x, y + h);</w:t>
+      </w:r>
+    </w:p>
+    <w:p>
+      <w:pPr>
+        <w:pStyle w:val="af0"/>
+        <w:rPr>
+          <w:lang w:val="en-US"/>
+        </w:rPr>
+      </w:pPr>
+      <w:r>
+        <w:rPr>
+          <w:lang w:val="en-US"/>
+        </w:rPr>
+        <w:t xml:space="preserve">        DrawLine(x, y + h, x, y);</w:t>
+      </w:r>
+    </w:p>
+    <w:p>
+      <w:pPr>
+        <w:pStyle w:val="af0"/>
+        <w:rPr>
+          <w:lang w:val="en-US"/>
+        </w:rPr>
+      </w:pPr>
+      <w:r>
+        <w:rPr>
+          <w:lang w:val="en-US"/>
+        </w:rPr>
+        <w:t xml:space="preserve">    }</w:t>
+      </w:r>
+    </w:p>
+    <w:p>
+      <w:pPr>
+        <w:pStyle w:val="af0"/>
+        <w:rPr>
+          <w:lang w:val="en-US"/>
+        </w:rPr>
+      </w:pPr>
+      <w:r>
+        <w:rPr>
+          <w:lang w:val="en-US"/>
+        </w:rPr>
+        <w:t xml:space="preserve">    // Вывод холста</w:t>
+      </w:r>
+    </w:p>
+    <w:p>
+      <w:pPr>
+        <w:pStyle w:val="af0"/>
+        <w:rPr>
+          <w:lang w:val="en-US"/>
+        </w:rPr>
+      </w:pPr>
+      <w:r>
+        <w:rPr>
+          <w:lang w:val="en-US"/>
+        </w:rPr>
+        <w:t xml:space="preserve">    public void Print()</w:t>
+      </w:r>
+    </w:p>
+    <w:p>
+      <w:pPr>
+        <w:pStyle w:val="af0"/>
+        <w:rPr>
+          <w:lang w:val="en-US"/>
+        </w:rPr>
+      </w:pPr>
+      <w:r>
+        <w:rPr>
+          <w:lang w:val="en-US"/>
+        </w:rPr>
+        <w:t xml:space="preserve">    {</w:t>
+      </w:r>
+    </w:p>
+    <w:p>
+      <w:pPr>
+        <w:pStyle w:val="af0"/>
+        <w:rPr>
+          <w:lang w:val="en-US"/>
+        </w:rPr>
+      </w:pPr>
+      <w:r>
+        <w:rPr>
+          <w:lang w:val="en-US"/>
+        </w:rPr>
+        <w:t xml:space="preserve">        for (int y = 0; y &lt; height; y++)</w:t>
+      </w:r>
+    </w:p>
+    <w:p>
+      <w:pPr>
+        <w:pStyle w:val="af0"/>
+        <w:rPr>
+          <w:lang w:val="en-US"/>
+        </w:rPr>
+      </w:pPr>
+      <w:r>
+        <w:rPr>
+          <w:lang w:val="en-US"/>
+        </w:rPr>
+        <w:t xml:space="preserve">        {</w:t>
+      </w:r>
+    </w:p>
+    <w:p>
+      <w:pPr>
+        <w:pStyle w:val="af0"/>
+        <w:rPr>
+          <w:lang w:val="en-US"/>
+        </w:rPr>
+      </w:pPr>
+      <w:r>
+        <w:rPr>
+          <w:lang w:val="en-US"/>
+        </w:rPr>
+        <w:t xml:space="preserve">            for (int x = 0; x &lt; width; x++)</w:t>
+      </w:r>
+    </w:p>
+    <w:p>
+      <w:pPr>
+        <w:pStyle w:val="af0"/>
+        <w:rPr>
+          <w:lang w:val="en-US"/>
+        </w:rPr>
+      </w:pPr>
+      <w:r>
+        <w:rPr>
+          <w:lang w:val="en-US"/>
+        </w:rPr>
+        <w:t xml:space="preserve">            {</w:t>
+      </w:r>
+    </w:p>
+    <w:p>
+      <w:pPr>
+        <w:pStyle w:val="af0"/>
+        <w:rPr>
+          <w:lang w:val="en-US"/>
+        </w:rPr>
+      </w:pPr>
+      <w:r>
+        <w:rPr>
+          <w:lang w:val="en-US"/>
+        </w:rPr>
+        <w:t xml:space="preserve">                Console.Write(cells[y, x]);</w:t>
+      </w:r>
+    </w:p>
+    <w:p>
+      <w:pPr>
+        <w:pStyle w:val="af0"/>
+        <w:rPr>
+          <w:lang w:val="en-US"/>
+        </w:rPr>
+      </w:pPr>
+      <w:r>
+        <w:rPr>
+          <w:lang w:val="en-US"/>
+        </w:rPr>
+        <w:t xml:space="preserve">            }</w:t>
+      </w:r>
+    </w:p>
+    <w:p>
+      <w:pPr>
+        <w:pStyle w:val="af0"/>
+        <w:rPr>
+          <w:lang w:val="en-US"/>
+        </w:rPr>
+      </w:pPr>
+      <w:r>
+        <w:rPr>
+          <w:lang w:val="en-US"/>
+        </w:rPr>
+        <w:t xml:space="preserve">            Console.WriteLine();</w:t>
+      </w:r>
+    </w:p>
+    <w:p>
+      <w:pPr>
+        <w:pStyle w:val="af0"/>
+        <w:rPr>
+          <w:lang w:val="en-US"/>
+        </w:rPr>
+      </w:pPr>
+      <w:r>
+        <w:rPr>
+          <w:lang w:val="en-US"/>
+        </w:rPr>
+        <w:t xml:space="preserve">        }</w:t>
+      </w:r>
+    </w:p>
+    <w:p>
+      <w:pPr>
+        <w:pStyle w:val="af0"/>
+        <w:rPr>
+          <w:lang w:val="en-US"/>
+        </w:rPr>
+      </w:pPr>
+      <w:r>
+        <w:rPr>
+          <w:lang w:val="en-US"/>
+        </w:rPr>
+        <w:t xml:space="preserve">    }</w:t>
+      </w:r>
+    </w:p>
+    <w:p>
+      <w:pPr>
+        <w:pStyle w:val="af0"/>
+        <w:rPr>
+          <w:lang w:val="en-US"/>
+        </w:rPr>
+      </w:pPr>
+      <w:r>
+        <w:rPr>
+          <w:lang w:val="en-US"/>
+        </w:rPr>
+        <w:t>}</w:t>
+      </w:r>
+    </w:p>
+    <w:p>
+      <w:pPr>
+        <w:pStyle w:val="af0"/>
+        <w:rPr>
+          <w:lang w:val="en-US"/>
+        </w:rPr>
+      </w:pPr>
+      <w:r>
+        <w:rPr>
+          <w:lang w:val="en-US"/>
+        </w:rPr>
+        <w:t>class Program</w:t>
+      </w:r>
+    </w:p>
+    <w:p>
+      <w:pPr>
+        <w:pStyle w:val="af0"/>
+        <w:rPr>
+          <w:lang w:val="en-US"/>
+        </w:rPr>
+      </w:pPr>
+      <w:r>
+        <w:rPr>
+          <w:lang w:val="en-US"/>
+        </w:rPr>
+        <w:t>{</w:t>
+      </w:r>
+    </w:p>
+    <w:p>
+      <w:pPr>
+        <w:pStyle w:val="af0"/>
+        <w:rPr>
+          <w:lang w:val="en-US"/>
+        </w:rPr>
+      </w:pPr>
+      <w:r>
+        <w:rPr>
+          <w:lang w:val="en-US"/>
+        </w:rPr>
+        <w:t xml:space="preserve">    static void Main()</w:t>
+      </w:r>
+    </w:p>
+    <w:p>
+      <w:pPr>
+        <w:pStyle w:val="af0"/>
+        <w:rPr>
+          <w:lang w:val="en-US"/>
+        </w:rPr>
+      </w:pPr>
+      <w:r>
+        <w:rPr>
+          <w:lang w:val="en-US"/>
+        </w:rPr>
         <w:lastRenderedPageBreak/>
-        <w:t xml:space="preserve">            SetPoint(x1, y1);</w:t>
-      </w:r>
-    </w:p>
-    <w:p>
-      <w:pPr>
-        <w:pStyle w:val="af0"/>
-        <w:rPr>
-          <w:lang w:val="en-US"/>
-        </w:rPr>
-      </w:pPr>
-      <w:r>
-        <w:rPr>
-          <w:lang w:val="en-US"/>
-        </w:rPr>
-        <w:t xml:space="preserve">            return;</w:t>
-      </w:r>
-    </w:p>
-    <w:p>
-      <w:pPr>
-        <w:pStyle w:val="af0"/>
-        <w:rPr>
-          <w:lang w:val="en-US"/>
-        </w:rPr>
-      </w:pPr>
-      <w:r>
-        <w:rPr>
-          <w:lang w:val="en-US"/>
-        </w:rPr>
-        <w:t xml:space="preserve">        }</w:t>
-      </w:r>
-    </w:p>
-    <w:p>
-      <w:pPr>
-        <w:pStyle w:val="af0"/>
-        <w:rPr>
-          <w:lang w:val="en-US"/>
-        </w:rPr>
-      </w:pPr>
-      <w:r>
-        <w:rPr>
-          <w:lang w:val="en-US"/>
-        </w:rPr>
-        <w:t xml:space="preserve">        for (int i = 0; i &lt;= steps; i++)</w:t>
-      </w:r>
-    </w:p>
-    <w:p>
-      <w:pPr>
-        <w:pStyle w:val="af0"/>
-        <w:rPr>
-          <w:lang w:val="en-US"/>
-        </w:rPr>
-      </w:pPr>
-      <w:r>
-        <w:rPr>
-          <w:lang w:val="en-US"/>
-        </w:rPr>
-        <w:t xml:space="preserve">        {</w:t>
-      </w:r>
-    </w:p>
-    <w:p>
-      <w:pPr>
-        <w:pStyle w:val="af0"/>
-        <w:rPr>
-          <w:lang w:val="en-US"/>
-        </w:rPr>
-      </w:pPr>
-      <w:r>
-        <w:rPr>
-          <w:lang w:val="en-US"/>
-        </w:rPr>
-        <w:t xml:space="preserve">            int x = x1 + (int)Math.Round((double)dx * i / steps);</w:t>
-      </w:r>
-    </w:p>
-    <w:p>
-      <w:pPr>
-        <w:pStyle w:val="af0"/>
-        <w:rPr>
-          <w:lang w:val="en-US"/>
-        </w:rPr>
-      </w:pPr>
-      <w:r>
-        <w:rPr>
-          <w:lang w:val="en-US"/>
-        </w:rPr>
-        <w:t xml:space="preserve">            int y = y1 + (int)Math.Round((double)dy * i / steps);</w:t>
-      </w:r>
-    </w:p>
-    <w:p>
-      <w:pPr>
-        <w:pStyle w:val="af0"/>
-      </w:pPr>
-      <w:r>
-        <w:rPr>
-          <w:lang w:val="en-US"/>
-        </w:rPr>
-        <w:t xml:space="preserve">            SetPoint</w:t>
-      </w:r>
-      <w:r>
-        <w:t>(</w:t>
-      </w:r>
-      <w:r>
-        <w:rPr>
-          <w:lang w:val="en-US"/>
-        </w:rPr>
-        <w:t>x</w:t>
-      </w:r>
-      <w:r>
-        <w:t xml:space="preserve">, </w:t>
-      </w:r>
-      <w:r>
-        <w:rPr>
-          <w:lang w:val="en-US"/>
-        </w:rPr>
-        <w:t>y</w:t>
-      </w:r>
-      <w:r>
-        <w:t>);</w:t>
-      </w:r>
-    </w:p>
-    <w:p>
-      <w:pPr>
-        <w:pStyle w:val="af0"/>
-      </w:pPr>
-      <w:r>
-        <w:t xml:space="preserve">        }</w:t>
-      </w:r>
-    </w:p>
-    <w:p>
-      <w:pPr>
-        <w:pStyle w:val="af0"/>
-      </w:pPr>
-      <w:r>
-        <w:t xml:space="preserve">    }</w:t>
-      </w:r>
-    </w:p>
-    <w:p>
-      <w:pPr>
-        <w:pStyle w:val="af0"/>
-      </w:pPr>
-      <w:r>
-        <w:t xml:space="preserve">    // Круг: точки окружности (по ширине в 2 раза больше, так как символы выше, чем шире)</w:t>
-      </w:r>
-    </w:p>
-    <w:p>
-      <w:pPr>
-        <w:pStyle w:val="af0"/>
-        <w:rPr>
-          <w:lang w:val="en-US"/>
-        </w:rPr>
-      </w:pPr>
-      <w:r>
-        <w:t xml:space="preserve">    </w:t>
-      </w:r>
-      <w:r>
-        <w:rPr>
-          <w:lang w:val="en-US"/>
-        </w:rPr>
-        <w:t>public void DrawCircle(int cx, int cy, int r)</w:t>
-      </w:r>
-    </w:p>
-    <w:p>
-      <w:pPr>
-        <w:pStyle w:val="af0"/>
-        <w:rPr>
-          <w:lang w:val="en-US"/>
-        </w:rPr>
-      </w:pPr>
-      <w:r>
-        <w:rPr>
-          <w:lang w:val="en-US"/>
-        </w:rPr>
-        <w:t xml:space="preserve">    {</w:t>
-      </w:r>
-    </w:p>
-    <w:p>
-      <w:pPr>
-        <w:pStyle w:val="af0"/>
-        <w:rPr>
-          <w:lang w:val="en-US"/>
-        </w:rPr>
-      </w:pPr>
-      <w:r>
-        <w:rPr>
-          <w:lang w:val="en-US"/>
-        </w:rPr>
-        <w:t xml:space="preserve">        for (int angle = 0; angle &lt; 360; angle++)</w:t>
-      </w:r>
-    </w:p>
-    <w:p>
-      <w:pPr>
-        <w:pStyle w:val="af0"/>
-        <w:rPr>
-          <w:lang w:val="en-US"/>
-        </w:rPr>
-      </w:pPr>
-      <w:r>
-        <w:rPr>
-          <w:lang w:val="en-US"/>
-        </w:rPr>
-        <w:t xml:space="preserve">        {</w:t>
-      </w:r>
-    </w:p>
-    <w:p>
-      <w:pPr>
-        <w:pStyle w:val="af0"/>
-        <w:rPr>
-          <w:lang w:val="en-US"/>
-        </w:rPr>
-      </w:pPr>
-      <w:r>
-        <w:rPr>
-          <w:lang w:val="en-US"/>
-        </w:rPr>
-        <w:t xml:space="preserve">            double a = angle * Math.PI / 180;</w:t>
-      </w:r>
-    </w:p>
-    <w:p>
-      <w:pPr>
-        <w:pStyle w:val="af0"/>
-        <w:rPr>
-          <w:lang w:val="en-US"/>
-        </w:rPr>
-      </w:pPr>
-      <w:r>
-        <w:rPr>
-          <w:lang w:val="en-US"/>
-        </w:rPr>
-        <w:t xml:space="preserve">            int x = cx + (int)Math.Round(2 * r * Math.Cos(a));</w:t>
-      </w:r>
-    </w:p>
-    <w:p>
-      <w:pPr>
-        <w:pStyle w:val="af0"/>
-        <w:rPr>
-          <w:lang w:val="en-US"/>
-        </w:rPr>
-      </w:pPr>
-      <w:r>
-        <w:rPr>
-          <w:lang w:val="en-US"/>
-        </w:rPr>
-        <w:t xml:space="preserve">            int y = cy + (int)Math.Round(r * Math.Sin(a));</w:t>
-      </w:r>
-    </w:p>
-    <w:p>
-      <w:pPr>
-        <w:pStyle w:val="af0"/>
-      </w:pPr>
-      <w:r>
-        <w:rPr>
-          <w:lang w:val="en-US"/>
-        </w:rPr>
-        <w:t xml:space="preserve">            SetPoint</w:t>
-      </w:r>
-      <w:r>
-        <w:t>(</w:t>
-      </w:r>
-      <w:r>
-        <w:rPr>
-          <w:lang w:val="en-US"/>
-        </w:rPr>
-        <w:t>x</w:t>
-      </w:r>
-      <w:r>
-        <w:t xml:space="preserve">, </w:t>
-      </w:r>
-      <w:r>
-        <w:rPr>
-          <w:lang w:val="en-US"/>
-        </w:rPr>
-        <w:t>y</w:t>
-      </w:r>
-      <w:r>
-        <w:t>);</w:t>
-      </w:r>
-    </w:p>
-    <w:p>
-      <w:pPr>
-        <w:pStyle w:val="af0"/>
-      </w:pPr>
-      <w:r>
-        <w:t xml:space="preserve">        }</w:t>
-      </w:r>
-    </w:p>
-    <w:p>
-      <w:pPr>
-        <w:pStyle w:val="af0"/>
-      </w:pPr>
-      <w:r>
-        <w:t xml:space="preserve">    }</w:t>
-      </w:r>
-    </w:p>
-    <w:p>
-      <w:pPr>
-        <w:pStyle w:val="af0"/>
-      </w:pPr>
-      <w:r>
-        <w:t xml:space="preserve">    // Прямоугольник: четыре линии</w:t>
-      </w:r>
-    </w:p>
-    <w:p>
-      <w:pPr>
-        <w:pStyle w:val="af0"/>
-        <w:rPr>
-          <w:lang w:val="en-US"/>
-        </w:rPr>
-      </w:pPr>
-      <w:r>
-        <w:t xml:space="preserve">    </w:t>
-      </w:r>
-      <w:r>
-        <w:rPr>
-          <w:lang w:val="en-US"/>
-        </w:rPr>
-        <w:t>public void DrawRectangle(int x, int y, int w, int h)</w:t>
-      </w:r>
-    </w:p>
-    <w:p>
-      <w:pPr>
-        <w:pStyle w:val="af0"/>
-        <w:rPr>
-          <w:lang w:val="en-US"/>
-        </w:rPr>
-      </w:pPr>
-      <w:r>
-        <w:rPr>
-          <w:lang w:val="en-US"/>
-        </w:rPr>
-        <w:t xml:space="preserve">    {</w:t>
-      </w:r>
-    </w:p>
-    <w:p>
-      <w:pPr>
-        <w:pStyle w:val="af0"/>
-        <w:rPr>
-          <w:lang w:val="en-US"/>
-        </w:rPr>
-      </w:pPr>
-      <w:r>
-        <w:rPr>
-          <w:lang w:val="en-US"/>
-        </w:rPr>
-        <w:t xml:space="preserve">        DrawLine(x, y, x + w, y);</w:t>
-      </w:r>
-    </w:p>
-    <w:p>
-      <w:pPr>
-        <w:pStyle w:val="af0"/>
-        <w:rPr>
-          <w:lang w:val="en-US"/>
-        </w:rPr>
-      </w:pPr>
-      <w:r>
-        <w:rPr>
-          <w:lang w:val="en-US"/>
-        </w:rPr>
-        <w:t xml:space="preserve">        DrawLine(x + w, y, x + w, y + h);</w:t>
-      </w:r>
-    </w:p>
-    <w:p>
-      <w:pPr>
-        <w:pStyle w:val="af0"/>
-        <w:rPr>
-          <w:lang w:val="en-US"/>
-        </w:rPr>
-      </w:pPr>
-      <w:r>
-        <w:rPr>
-          <w:lang w:val="en-US"/>
-        </w:rPr>
-        <w:t xml:space="preserve">        DrawLine(x + w, y + h, x, y + h);</w:t>
-      </w:r>
-    </w:p>
-    <w:p>
-      <w:pPr>
-        <w:pStyle w:val="af0"/>
-        <w:rPr>
-          <w:lang w:val="en-US"/>
-        </w:rPr>
-      </w:pPr>
-      <w:r>
-        <w:rPr>
-          <w:lang w:val="en-US"/>
-        </w:rPr>
-        <w:t xml:space="preserve">        DrawLine(x, y + h, x, y);</w:t>
-      </w:r>
-    </w:p>
-    <w:p>
-      <w:pPr>
-        <w:pStyle w:val="af0"/>
-        <w:rPr>
-          <w:lang w:val="en-US"/>
-        </w:rPr>
-      </w:pPr>
-      <w:r>
-        <w:rPr>
-          <w:lang w:val="en-US"/>
-        </w:rPr>
-        <w:t xml:space="preserve">    }</w:t>
-      </w:r>
-    </w:p>
-    <w:p>
-      <w:pPr>
-        <w:pStyle w:val="af0"/>
-        <w:rPr>
-          <w:lang w:val="en-US"/>
-        </w:rPr>
-      </w:pPr>
-      <w:r>
-        <w:rPr>
-          <w:lang w:val="en-US"/>
-        </w:rPr>
-        <w:t xml:space="preserve">    // Вывод холста</w:t>
-      </w:r>
-    </w:p>
-    <w:p>
-      <w:pPr>
-        <w:pStyle w:val="af0"/>
-        <w:rPr>
-          <w:lang w:val="en-US"/>
-        </w:rPr>
-      </w:pPr>
-      <w:r>
-        <w:rPr>
-          <w:lang w:val="en-US"/>
-        </w:rPr>
-        <w:t xml:space="preserve">    public void Print()</w:t>
-      </w:r>
-    </w:p>
-    <w:p>
-      <w:pPr>
-        <w:pStyle w:val="af0"/>
-        <w:rPr>
-          <w:lang w:val="en-US"/>
-        </w:rPr>
-      </w:pPr>
-      <w:r>
-        <w:rPr>
-          <w:lang w:val="en-US"/>
-        </w:rPr>
-        <w:t xml:space="preserve">    {</w:t>
-      </w:r>
-    </w:p>
-    <w:p>
-      <w:pPr>
-        <w:pStyle w:val="af0"/>
-        <w:rPr>
-          <w:lang w:val="en-US"/>
-        </w:rPr>
-      </w:pPr>
-      <w:r>
-        <w:rPr>
-          <w:lang w:val="en-US"/>
-        </w:rPr>
-        <w:t xml:space="preserve">        for (int y = 0; y &lt; height; y++)</w:t>
-      </w:r>
-    </w:p>
-    <w:p>
-      <w:pPr>
-        <w:pStyle w:val="af0"/>
-        <w:rPr>
-          <w:lang w:val="en-US"/>
-        </w:rPr>
-      </w:pPr>
-      <w:r>
-        <w:rPr>
-          <w:lang w:val="en-US"/>
-        </w:rPr>
-        <w:t xml:space="preserve">        {</w:t>
-      </w:r>
-    </w:p>
-    <w:p>
-      <w:pPr>
-        <w:pStyle w:val="af0"/>
-        <w:rPr>
-          <w:lang w:val="en-US"/>
-        </w:rPr>
-      </w:pPr>
-      <w:r>
-        <w:rPr>
-          <w:lang w:val="en-US"/>
-        </w:rPr>
-        <w:t xml:space="preserve">            for (int x = 0; x &lt; width; x++)</w:t>
-      </w:r>
-    </w:p>
-    <w:p>
-      <w:pPr>
-        <w:pStyle w:val="af0"/>
-        <w:rPr>
-          <w:lang w:val="en-US"/>
-        </w:rPr>
-      </w:pPr>
-      <w:r>
-        <w:rPr>
-          <w:lang w:val="en-US"/>
-        </w:rPr>
-        <w:t xml:space="preserve">            {</w:t>
-      </w:r>
-    </w:p>
-    <w:p>
-      <w:pPr>
-        <w:pStyle w:val="af0"/>
-        <w:rPr>
-          <w:lang w:val="en-US"/>
-        </w:rPr>
-      </w:pPr>
-      <w:r>
-        <w:rPr>
-          <w:lang w:val="en-US"/>
-        </w:rPr>
-        <w:t xml:space="preserve">                Console.Write(cells[y, x]);</w:t>
-      </w:r>
-    </w:p>
-    <w:p>
-      <w:pPr>
-        <w:pStyle w:val="af0"/>
-        <w:rPr>
-          <w:lang w:val="en-US"/>
-        </w:rPr>
-      </w:pPr>
-      <w:r>
-        <w:rPr>
-          <w:lang w:val="en-US"/>
-        </w:rPr>
-        <w:t xml:space="preserve">            }</w:t>
-      </w:r>
-    </w:p>
-    <w:p>
-      <w:pPr>
-        <w:pStyle w:val="af0"/>
-        <w:rPr>
-          <w:lang w:val="en-US"/>
-        </w:rPr>
-      </w:pPr>
-      <w:r>
-        <w:rPr>
-          <w:lang w:val="en-US"/>
-        </w:rPr>
-        <w:t xml:space="preserve">            Console.WriteLine();</w:t>
-      </w:r>
-    </w:p>
-    <w:p>
-      <w:pPr>
-        <w:pStyle w:val="af0"/>
-        <w:rPr>
-          <w:lang w:val="en-US"/>
-        </w:rPr>
-      </w:pPr>
-      <w:r>
-        <w:rPr>
-          <w:lang w:val="en-US"/>
-        </w:rPr>
-        <w:t xml:space="preserve">        }</w:t>
-      </w:r>
-    </w:p>
-    <w:p>
-      <w:pPr>
-        <w:pStyle w:val="af0"/>
-        <w:rPr>
-          <w:lang w:val="en-US"/>
-        </w:rPr>
-      </w:pPr>
-      <w:r>
-        <w:rPr>
-          <w:lang w:val="en-US"/>
-        </w:rPr>
-        <w:t xml:space="preserve">    }</w:t>
-      </w:r>
-    </w:p>
-    <w:p>
-      <w:pPr>
-        <w:pStyle w:val="af0"/>
-        <w:rPr>
-          <w:lang w:val="en-US"/>
-        </w:rPr>
-      </w:pPr>
-      <w:r>
-        <w:rPr>
-          <w:lang w:val="en-US"/>
-        </w:rPr>
-        <w:t>}</w:t>
-      </w:r>
-    </w:p>
-    <w:p>
-      <w:pPr>
-        <w:pStyle w:val="af0"/>
-        <w:rPr>
-          <w:lang w:val="en-US"/>
-        </w:rPr>
-      </w:pPr>
-      <w:r>
-        <w:rPr>
-          <w:lang w:val="en-US"/>
-        </w:rPr>
-        <w:t>class Program</w:t>
-      </w:r>
-    </w:p>
-    <w:p>
-      <w:pPr>
-        <w:pStyle w:val="af0"/>
-        <w:rPr>
-          <w:lang w:val="en-US"/>
-        </w:rPr>
-      </w:pPr>
-      <w:r>
-        <w:rPr>
-          <w:lang w:val="en-US"/>
-        </w:rPr>
-        <w:t>{</w:t>
-      </w:r>
-    </w:p>
-    <w:p>
-      <w:pPr>
-        <w:pStyle w:val="af0"/>
-        <w:rPr>
-          <w:lang w:val="en-US"/>
-        </w:rPr>
-      </w:pPr>
-      <w:r>
-        <w:rPr>
-          <w:lang w:val="en-US"/>
-        </w:rPr>
-        <w:t xml:space="preserve">    static void Main()</w:t>
-      </w:r>
-    </w:p>
-    <w:p>
-      <w:pPr>
-        <w:pStyle w:val="af0"/>
-        <w:rPr>
-          <w:lang w:val="en-US"/>
-        </w:rPr>
-      </w:pPr>
-      <w:r>
-        <w:rPr>
-          <w:lang w:val="en-US"/>
-        </w:rPr>
         <w:t xml:space="preserve">    {</w:t>
       </w:r>
     </w:p>
@@ -7363,6 +7529,46 @@
           <w:color w:val="999999"/>
         </w:rPr>
       </w:pPr>
+      <w:r>
+        <w:rPr>
+          <w:color w:val="999999"/>
+        </w:rPr>
+        <w:drawing>
+          <wp:inline distT="0" distB="0" distL="0" distR="0" wp14:anchorId="0F622840" wp14:editId="3AE089B0">
+            <wp:extent cx="3829050" cy="2724889"/>
+            <wp:effectExtent l="0" t="0" r="0" b="0"/>
+            <wp:docPr id="199236895" name="Рисунок 1"/>
+            <wp:cNvGraphicFramePr>
+              <a:graphicFrameLocks xmlns:a="http://schemas.openxmlformats.org/drawingml/2006/main" noChangeAspect="1"/>
+            </wp:cNvGraphicFramePr>
+            <a:graphic xmlns:a="http://schemas.openxmlformats.org/drawingml/2006/main">
+              <a:graphicData uri="http://schemas.openxmlformats.org/drawingml/2006/picture">
+                <pic:pic xmlns:pic="http://schemas.openxmlformats.org/drawingml/2006/picture">
+                  <pic:nvPicPr>
+                    <pic:cNvPr id="199236895" name=""/>
+                    <pic:cNvPicPr/>
+                  </pic:nvPicPr>
+                  <pic:blipFill>
+                    <a:blip r:embed="rId10"/>
+                    <a:stretch>
+                      <a:fillRect/>
+                    </a:stretch>
+                  </pic:blipFill>
+                  <pic:spPr>
+                    <a:xfrm>
+                      <a:off x="0" y="0"/>
+                      <a:ext cx="3838385" cy="2731532"/>
+                    </a:xfrm>
+                    <a:prstGeom prst="rect">
+                      <a:avLst/>
+                    </a:prstGeom>
+                  </pic:spPr>
+                </pic:pic>
+              </a:graphicData>
+            </a:graphic>
+          </wp:inline>
+        </w:drawing>
+      </w:r>
     </w:p>
     <w:p>
       <w:pPr>
@@ -7385,7 +7591,6 @@
           <w:bCs/>
           <w:szCs w:val="28"/>
         </w:rPr>
-        <w:lastRenderedPageBreak/>
         <w:t>Вывод:</w:t>
       </w:r>
       <w:r>
@@ -7407,7 +7612,7 @@
         </w:rPr>
         <w:t xml:space="preserve">: </w:t>
       </w:r>
-      <w:hyperlink r:id="rId6" w:history="1">
+      <w:hyperlink r:id="rId11" w:history="1">
         <w:r>
           <w:rPr>
             <w:rStyle w:val="ac"/>
